--- a/backend/templates/sas-template.docx
+++ b/backend/templates/sas-template.docx
@@ -610,6 +610,11 @@
             </w:r>
           </w:p>
           <w:p>
+            <w:r>
+              <w:t>{#objectives}</w:t>
+            </w:r>
+          </w:p>
+          <w:p>
             <w:pPr>
               <w:pStyle w:val="ListParagraph"/>
               <w:numPr>
@@ -629,6 +634,11 @@
                 <w:sz w:val="20"/>
               </w:rPr>
               <w:t>{.}</w:t>
+            </w:r>
+          </w:p>
+          <w:p>
+            <w:r>
+              <w:t>{/objectives}</w:t>
             </w:r>
           </w:p>
           <w:p>
@@ -839,6 +849,74 @@
               <w:t>}</w:t>
             </w:r>
           </w:p>
+          <w:p>
+            <w:r>
+              <w:t>{#showSdg}</w:t>
+            </w:r>
+          </w:p>
+          <w:p>
+            <w:pPr>
+              <w:pStyle w:val="TableParagraph"/>
+              <w:spacing w:before="120"/>
+              <w:ind w:left="106"/>
+              <w:rPr>
+                <w:rFonts w:ascii="Arial"/>
+                <w:b/>
+                <w:sz w:val="16"/>
+              </w:rPr>
+            </w:pPr>
+            <w:r>
+              <w:rPr>
+                <w:rFonts w:ascii="Arial"/>
+                <w:b/>
+                <w:spacing w:val="-2"/>
+                <w:sz w:val="16"/>
+              </w:rPr>
+              <w:t>SDG Integration</w:t>
+            </w:r>
+          </w:p>
+          <w:p>
+            <w:r>
+              <w:t>{#sdgIntegration}</w:t>
+            </w:r>
+          </w:p>
+          <w:p>
+            <w:pPr>
+              <w:pStyle w:val="TableParagraph"/>
+              <w:spacing w:before="40"/>
+              <w:ind w:left="106"/>
+            </w:pPr>
+            <w:r>
+              <w:rPr>
+                <w:rFonts w:ascii="Calibri" w:hAnsi="Calibri" w:cs="Calibri" w:eastAsia="Calibri"/>
+                <w:b/>
+                <w:bCs/>
+                <w:sz w:val="20"/>
+                <w:szCs w:val="20"/>
+                <w:lang w:val="en-PH"/>
+              </w:rPr>
+              <w:t xml:space="preserve">{sdg}</w:t>
+            </w:r>
+            <w:r>
+              <w:rPr>
+                <w:rFonts w:ascii="Calibri" w:hAnsi="Calibri" w:cs="Calibri" w:eastAsia="Calibri"/>
+                <w:sz w:val="20"/>
+                <w:szCs w:val="20"/>
+                <w:lang w:val="en-PH"/>
+              </w:rPr>
+              <w:t xml:space="preserve"> ({description})</w:t>
+            </w:r>
+          </w:p>
+          <w:p>
+            <w:r>
+              <w:t>{/sdgIntegration}</w:t>
+            </w:r>
+          </w:p>
+          <w:p>
+            <w:r>
+              <w:t>{/showSdg}</w:t>
+            </w:r>
+          </w:p>
         </w:tc>
       </w:tr>
     </w:tbl>
@@ -900,6 +978,11 @@
           <w:b/>
         </w:rPr>
       </w:pPr>
+    </w:p>
+    <w:p>
+      <w:r>
+        <w:t>{#showLessonPrep}</w:t>
+      </w:r>
     </w:p>
     <w:p>
       <w:pPr>
@@ -1424,6 +1507,16 @@
       </w:tr>
     </w:tbl>
     <w:p>
+      <w:r>
+        <w:t>{/showLessonPrep}</w:t>
+      </w:r>
+    </w:p>
+    <w:p>
+      <w:r>
+        <w:t>{#pageBreakBeforeNotes}</w:t>
+      </w:r>
+    </w:p>
+    <w:p>
       <w:pPr>
         <w:spacing w:before="44" w:line="280" w:lineRule="auto"/>
         <w:ind w:left="720" w:right="858"/>
@@ -1437,6 +1530,16 @@
           <w:cols w:space="720"/>
         </w:sectPr>
       </w:pPr>
+    </w:p>
+    <w:p>
+      <w:r>
+        <w:t>{/pageBreakBeforeNotes}</w:t>
+      </w:r>
+    </w:p>
+    <w:p>
+      <w:r>
+        <w:t>{#showConceptNotes}</w:t>
+      </w:r>
     </w:p>
     <w:p>
       <w:pPr>
@@ -1672,6 +1775,231 @@
       </w:tr>
     </w:tbl>
     <w:p>
+      <w:r>
+        <w:t>{/showConceptNotes}</w:t>
+      </w:r>
+    </w:p>
+    <w:p>
+      <w:r>
+        <w:t>{#showKeyTerms}</w:t>
+      </w:r>
+    </w:p>
+    <w:p>
+      <w:pPr>
+        <w:spacing w:before="75"/>
+        <w:ind w:left="720"/>
+        <w:rPr>
+          <w:rFonts w:ascii="Arial"/>
+          <w:b/>
+          <w:sz w:val="18"/>
+        </w:rPr>
+      </w:pPr>
+      <w:r>
+        <w:rPr>
+          <w:rFonts w:ascii="Arial" w:hAnsi="Arial" w:cs="Arial" w:eastAsia="Arial"/>
+          <w:b/>
+          <w:bCs/>
+          <w:color w:val="006FC0"/>
+          <w:sz w:val="24"/>
+          <w:szCs w:val="24"/>
+          <w:lang w:val="en-PH"/>
+        </w:rPr>
+        <w:t xml:space="preserve">Key Terms</w:t>
+      </w:r>
+    </w:p>
+    <w:tbl>
+      <w:tblPr>
+        <w:tblW w:w="4477" w:type="pct"/>
+        <w:tblInd w:w="860" w:type="dxa"/>
+        <w:tblBorders>
+          <w:top w:val="single" w:sz="12" w:space="0" w:color="E97031"/>
+          <w:left w:val="single" w:sz="12" w:space="0" w:color="E97031"/>
+          <w:bottom w:val="single" w:sz="12" w:space="0" w:color="E97031"/>
+          <w:right w:val="single" w:sz="12" w:space="0" w:color="E97031"/>
+          <w:insideH w:val="single" w:sz="12" w:space="0" w:color="E97031"/>
+          <w:insideV w:val="single" w:sz="12" w:space="0" w:color="E97031"/>
+        </w:tblBorders>
+        <w:tblCellMar>
+          <w:top w:w="120" w:type="dxa"/>
+          <w:left w:w="160" w:type="dxa"/>
+          <w:bottom w:w="120" w:type="dxa"/>
+          <w:right w:w="160" w:type="dxa"/>
+        </w:tblCellMar>
+        <w:tblLook w:val="0000" w:firstRow="0" w:lastRow="0" w:firstColumn="0" w:lastColumn="0" w:noHBand="0" w:noVBand="0"/>
+      </w:tblPr>
+      <w:tblGrid>
+        <w:gridCol w:w="10924"/>
+      </w:tblGrid>
+      <w:tr>
+        <w:tc>
+          <w:tcPr>
+            <w:tcW w:w="5000" w:type="pct"/>
+          </w:tcPr>
+          <w:p>
+            <w:r>
+              <w:t>{#keyTerms}</w:t>
+            </w:r>
+          </w:p>
+          <w:p>
+            <w:pPr>
+              <w:spacing w:before="44" w:line="280" w:lineRule="auto"/>
+              <w:ind w:right="858" w:left="160"/>
+              <w:rPr>
+                <w:rFonts w:ascii="Calibri" w:hAnsi="Calibri" w:cs="Calibri" w:eastAsia="Calibri"/>
+                <w:i/>
+                <w:iCs/>
+                <w:sz w:val="21"/>
+                <w:szCs w:val="21"/>
+                <w:lang w:val="en-PH"/>
+              </w:rPr>
+            </w:pPr>
+            <w:r>
+              <w:rPr>
+                <w:rFonts w:ascii="Calibri" w:hAnsi="Calibri" w:cs="Calibri" w:eastAsia="Calibri"/>
+                <w:b/>
+                <w:bCs/>
+                <w:i/>
+                <w:iCs/>
+                <w:sz w:val="21"/>
+                <w:szCs w:val="21"/>
+                <w:lang w:val="en-PH"/>
+              </w:rPr>
+              <w:t xml:space="preserve">{term}</w:t>
+            </w:r>
+            <w:r>
+              <w:rPr>
+                <w:rFonts w:ascii="Calibri" w:hAnsi="Calibri" w:cs="Calibri" w:eastAsia="Calibri"/>
+                <w:i/>
+                <w:iCs/>
+                <w:sz w:val="21"/>
+                <w:szCs w:val="21"/>
+                <w:lang w:val="en-PH"/>
+              </w:rPr>
+              <w:t xml:space="preserve"> — {meaning}</w:t>
+            </w:r>
+          </w:p>
+          <w:p>
+            <w:r>
+              <w:t>{/keyTerms}</w:t>
+            </w:r>
+          </w:p>
+        </w:tc>
+      </w:tr>
+    </w:tbl>
+    <w:p>
+      <w:r>
+        <w:t>{/showKeyTerms}</w:t>
+      </w:r>
+    </w:p>
+    <w:p>
+      <w:r>
+        <w:t>{#showTakeaways}</w:t>
+      </w:r>
+    </w:p>
+    <w:p>
+      <w:pPr>
+        <w:spacing w:before="75"/>
+        <w:ind w:left="720"/>
+        <w:rPr>
+          <w:rFonts w:ascii="Arial"/>
+          <w:b/>
+          <w:sz w:val="18"/>
+        </w:rPr>
+      </w:pPr>
+      <w:r>
+        <w:rPr>
+          <w:rFonts w:ascii="Arial" w:hAnsi="Arial" w:cs="Arial" w:eastAsia="Arial"/>
+          <w:b/>
+          <w:bCs/>
+          <w:color w:val="006FC0"/>
+          <w:sz w:val="24"/>
+          <w:szCs w:val="24"/>
+          <w:lang w:val="en-PH"/>
+        </w:rPr>
+        <w:t xml:space="preserve">Take Aways</w:t>
+      </w:r>
+    </w:p>
+    <w:tbl>
+      <w:tblPr>
+        <w:tblW w:w="4477" w:type="pct"/>
+        <w:tblInd w:w="860" w:type="dxa"/>
+        <w:tblBorders>
+          <w:top w:val="single" w:sz="12" w:space="0" w:color="E97031"/>
+          <w:left w:val="single" w:sz="12" w:space="0" w:color="E97031"/>
+          <w:bottom w:val="single" w:sz="12" w:space="0" w:color="E97031"/>
+          <w:right w:val="single" w:sz="12" w:space="0" w:color="E97031"/>
+          <w:insideH w:val="single" w:sz="12" w:space="0" w:color="E97031"/>
+          <w:insideV w:val="single" w:sz="12" w:space="0" w:color="E97031"/>
+        </w:tblBorders>
+        <w:tblCellMar>
+          <w:top w:w="120" w:type="dxa"/>
+          <w:left w:w="160" w:type="dxa"/>
+          <w:bottom w:w="120" w:type="dxa"/>
+          <w:right w:w="160" w:type="dxa"/>
+        </w:tblCellMar>
+        <w:tblLook w:val="0000" w:firstRow="0" w:lastRow="0" w:firstColumn="0" w:lastColumn="0" w:noHBand="0" w:noVBand="0"/>
+      </w:tblPr>
+      <w:tblGrid>
+        <w:gridCol w:w="10924"/>
+      </w:tblGrid>
+      <w:tr>
+        <w:tc>
+          <w:tcPr>
+            <w:tcW w:w="5000" w:type="pct"/>
+          </w:tcPr>
+          <w:p>
+            <w:r>
+              <w:t>{#takeaways}</w:t>
+            </w:r>
+          </w:p>
+          <w:p>
+            <w:pPr>
+              <w:numPr>
+                <w:ilvl w:val="0"/>
+                <w:numId w:val="3"/>
+              </w:numPr>
+              <w:spacing w:before="44" w:line="280" w:lineRule="auto"/>
+              <w:ind w:right="858" w:firstLine="131"/>
+              <w:rPr>
+                <w:rFonts w:ascii="Calibri" w:hAnsi="Calibri" w:cs="Calibri" w:eastAsia="Calibri"/>
+                <w:i/>
+                <w:iCs/>
+                <w:sz w:val="21"/>
+                <w:szCs w:val="21"/>
+                <w:lang w:val="en-PH"/>
+              </w:rPr>
+            </w:pPr>
+            <w:r>
+              <w:rPr>
+                <w:rFonts w:ascii="Calibri" w:hAnsi="Calibri" w:cs="Calibri" w:eastAsia="Calibri"/>
+                <w:i/>
+                <w:iCs/>
+                <w:sz w:val="21"/>
+                <w:szCs w:val="21"/>
+                <w:lang w:val="en-PH"/>
+              </w:rPr>
+              <w:t xml:space="preserve">{.}</w:t>
+            </w:r>
+          </w:p>
+          <w:p>
+            <w:r>
+              <w:t>{/takeaways}</w:t>
+            </w:r>
+          </w:p>
+        </w:tc>
+      </w:tr>
+    </w:tbl>
+    <w:p>
+      <w:r>
+        <w:t>{/showTakeaways}</w:t>
+      </w:r>
+    </w:p>
+    <w:p>
+      <w:r>
+        <w:t>{#showGuidedPractice}</w:t>
+      </w:r>
+    </w:p>
+    <w:p>
       <w:pPr>
         <w:spacing w:before="75"/>
         <w:ind w:left="720"/>
@@ -1830,6 +2158,16 @@
       </w:tr>
     </w:tbl>
     <w:p>
+      <w:r>
+        <w:t>{/showGuidedPractice}</w:t>
+      </w:r>
+    </w:p>
+    <w:p>
+      <w:r>
+        <w:t>{#showPerformanceTask}</w:t>
+      </w:r>
+    </w:p>
+    <w:p>
       <w:pPr>
         <w:spacing w:before="75"/>
         <w:ind w:left="720"/>
@@ -1966,6 +2304,11 @@
         </w:tc>
       </w:tr>
     </w:tbl>
+    <w:p>
+      <w:r>
+        <w:t>{/showPerformanceTask}</w:t>
+      </w:r>
+    </w:p>
     <w:p/>
     <w:sectPr>
       <w:pgSz w:w="12240" w:h="15840"/>

--- a/backend/templates/sas-template.docx
+++ b/backend/templates/sas-template.docx
@@ -610,7 +610,14 @@
             </w:r>
           </w:p>
           <w:p>
-            <w:r>
+            <w:pPr>
+              <w:spacing w:before="0" w:after="0" w:line="120" w:lineRule="exact"/>
+            </w:pPr>
+            <w:r>
+              <w:rPr>
+                <w:sz w:val="12"/>
+                <w:szCs w:val="12"/>
+              </w:rPr>
               <w:t>{#objectives}</w:t>
             </w:r>
           </w:p>
@@ -637,7 +644,14 @@
             </w:r>
           </w:p>
           <w:p>
-            <w:r>
+            <w:pPr>
+              <w:spacing w:before="0" w:after="0" w:line="120" w:lineRule="exact"/>
+            </w:pPr>
+            <w:r>
+              <w:rPr>
+                <w:sz w:val="12"/>
+                <w:szCs w:val="12"/>
+              </w:rPr>
               <w:t>{/objectives}</w:t>
             </w:r>
           </w:p>
@@ -850,7 +864,14 @@
             </w:r>
           </w:p>
           <w:p>
-            <w:r>
+            <w:pPr>
+              <w:spacing w:before="0" w:after="0" w:line="120" w:lineRule="exact"/>
+            </w:pPr>
+            <w:r>
+              <w:rPr>
+                <w:sz w:val="12"/>
+                <w:szCs w:val="12"/>
+              </w:rPr>
               <w:t>{#showSdg}</w:t>
             </w:r>
           </w:p>
@@ -876,7 +897,14 @@
             </w:r>
           </w:p>
           <w:p>
-            <w:r>
+            <w:pPr>
+              <w:spacing w:before="0" w:after="0" w:line="120" w:lineRule="exact"/>
+            </w:pPr>
+            <w:r>
+              <w:rPr>
+                <w:sz w:val="12"/>
+                <w:szCs w:val="12"/>
+              </w:rPr>
               <w:t>{#sdgIntegration}</w:t>
             </w:r>
           </w:p>
@@ -908,12 +936,26 @@
             </w:r>
           </w:p>
           <w:p>
-            <w:r>
+            <w:pPr>
+              <w:spacing w:before="0" w:after="0" w:line="120" w:lineRule="exact"/>
+            </w:pPr>
+            <w:r>
+              <w:rPr>
+                <w:sz w:val="12"/>
+                <w:szCs w:val="12"/>
+              </w:rPr>
               <w:t>{/sdgIntegration}</w:t>
             </w:r>
           </w:p>
           <w:p>
-            <w:r>
+            <w:pPr>
+              <w:spacing w:before="0" w:after="0" w:line="120" w:lineRule="exact"/>
+            </w:pPr>
+            <w:r>
+              <w:rPr>
+                <w:sz w:val="12"/>
+                <w:szCs w:val="12"/>
+              </w:rPr>
               <w:t>{/showSdg}</w:t>
             </w:r>
           </w:p>
@@ -980,8 +1022,27 @@
       </w:pPr>
     </w:p>
     <w:p>
-      <w:r>
-        <w:t>{#showLessonPrep}</w:t>
+      <w:pPr>
+        <w:spacing w:before="0" w:after="0" w:line="120" w:lineRule="exact"/>
+      </w:pPr>
+      <w:r>
+        <w:rPr>
+          <w:sz w:val="12"/>
+          <w:szCs w:val="12"/>
+        </w:rPr>
+        <w:t>{#orderedSections}</w:t>
+      </w:r>
+    </w:p>
+    <w:p>
+      <w:pPr>
+        <w:spacing w:before="0" w:after="0" w:line="120" w:lineRule="exact"/>
+      </w:pPr>
+      <w:r>
+        <w:rPr>
+          <w:sz w:val="12"/>
+          <w:szCs w:val="12"/>
+        </w:rPr>
+        <w:t>{#isLessonPrep}</w:t>
       </w:r>
     </w:p>
     <w:p>
@@ -1507,13 +1568,27 @@
       </w:tr>
     </w:tbl>
     <w:p>
-      <w:r>
-        <w:t>{/showLessonPrep}</w:t>
+      <w:pPr>
+        <w:spacing w:before="0" w:after="0" w:line="120" w:lineRule="exact"/>
+      </w:pPr>
+      <w:r>
+        <w:rPr>
+          <w:sz w:val="12"/>
+          <w:szCs w:val="12"/>
+        </w:rPr>
+        <w:t>{/isLessonPrep}</w:t>
       </w:r>
     </w:p>
     <w:p>
-      <w:r>
-        <w:t>{#pageBreakBeforeNotes}</w:t>
+      <w:pPr>
+        <w:spacing w:before="0" w:after="0" w:line="120" w:lineRule="exact"/>
+      </w:pPr>
+      <w:r>
+        <w:rPr>
+          <w:sz w:val="12"/>
+          <w:szCs w:val="12"/>
+        </w:rPr>
+        <w:t>{#breakBefore}</w:t>
       </w:r>
     </w:p>
     <w:p>
@@ -1532,13 +1607,27 @@
       </w:pPr>
     </w:p>
     <w:p>
-      <w:r>
-        <w:t>{/pageBreakBeforeNotes}</w:t>
+      <w:pPr>
+        <w:spacing w:before="0" w:after="0" w:line="120" w:lineRule="exact"/>
+      </w:pPr>
+      <w:r>
+        <w:rPr>
+          <w:sz w:val="12"/>
+          <w:szCs w:val="12"/>
+        </w:rPr>
+        <w:t>{/breakBefore}</w:t>
       </w:r>
     </w:p>
     <w:p>
-      <w:r>
-        <w:t>{#showConceptNotes}</w:t>
+      <w:pPr>
+        <w:spacing w:before="0" w:after="0" w:line="120" w:lineRule="exact"/>
+      </w:pPr>
+      <w:r>
+        <w:rPr>
+          <w:sz w:val="12"/>
+          <w:szCs w:val="12"/>
+        </w:rPr>
+        <w:t>{#isConceptNotes}</w:t>
       </w:r>
     </w:p>
     <w:p>
@@ -1668,94 +1757,6 @@
           </w:tcPr>
           <w:p>
             <w:pPr>
-              <w:pStyle w:val="BodyText"/>
-              <w:spacing w:before="117"/>
-              <w:rPr>
-                <w:rFonts w:ascii="Arial"/>
-                <w:b/>
-                <w:sz w:val="32"/>
-              </w:rPr>
-            </w:pPr>
-          </w:p>
-          <w:p>
-            <w:pPr>
-              <w:pStyle w:val="Heading1"/>
-            </w:pPr>
-            <w:r>
-              <w:rPr>
-                <w:color w:val="FFFFFF"/>
-                <w:w w:val="115"/>
-              </w:rPr>
-              <w:t>Points</w:t>
-            </w:r>
-            <w:r>
-              <w:rPr>
-                <w:color w:val="FFFFFF"/>
-                <w:spacing w:val="-9"/>
-                <w:w w:val="115"/>
-              </w:rPr>
-              <w:t xml:space="preserve"> </w:t>
-            </w:r>
-            <w:r>
-              <w:rPr>
-                <w:color w:val="FFFFFF"/>
-                <w:w w:val="115"/>
-              </w:rPr>
-              <w:t>to</w:t>
-            </w:r>
-            <w:r>
-              <w:rPr>
-                <w:color w:val="FFFFFF"/>
-                <w:spacing w:val="-6"/>
-                <w:w w:val="115"/>
-              </w:rPr>
-              <w:t xml:space="preserve"> </w:t>
-            </w:r>
-            <w:r>
-              <w:rPr>
-                <w:color w:val="FFFFFF"/>
-                <w:spacing w:val="-2"/>
-                <w:w w:val="115"/>
-              </w:rPr>
-              <w:t>Remember</w:t>
-            </w:r>
-          </w:p>
-          <w:p>
-            <w:pPr>
-              <w:pStyle w:val="Heading1"/>
-              <w:sectPr>
-                <w:pgSz w:w="12240" w:h="15840"/>
-                <w:pgMar w:top="660" w:right="360" w:bottom="280" w:left="0" w:header="720" w:footer="720" w:gutter="0"/>
-                <w:cols w:space="720"/>
-              </w:sectPr>
-            </w:pPr>
-          </w:p>
-          <w:p>
-            <w:pPr>
-              <w:pStyle w:val="BodyText"/>
-              <w:spacing w:before="4"/>
-              <w:rPr>
-                <w:rFonts w:ascii="Arial"/>
-                <w:b/>
-                <w:i/>
-                <w:sz w:val="17"/>
-              </w:rPr>
-            </w:pPr>
-          </w:p>
-          <w:p>
-            <w:pPr>
-              <w:rPr>
-                <w:sz w:val="24"/>
-              </w:rPr>
-              <w:sectPr>
-                <w:pgSz w:w="12240" w:h="15840"/>
-                <w:pgMar w:top="780" w:right="360" w:bottom="280" w:left="0" w:header="720" w:footer="720" w:gutter="0"/>
-                <w:cols w:space="720"/>
-              </w:sectPr>
-            </w:pPr>
-          </w:p>
-          <w:p>
-            <w:pPr>
               <w:ind w:firstLine="69"/>
             </w:pPr>
             <w:r>
@@ -1767,7 +1768,6 @@
                 <w:szCs w:val="21"/>
                 <w:lang w:val="en-PH"/>
               </w:rPr>
-              <w:lastRenderedPageBreak/>
               <w:t>{conceptNotesText}</w:t>
             </w:r>
           </w:p>
@@ -1775,13 +1775,27 @@
       </w:tr>
     </w:tbl>
     <w:p>
-      <w:r>
-        <w:t>{/showConceptNotes}</w:t>
+      <w:pPr>
+        <w:spacing w:before="0" w:after="0" w:line="120" w:lineRule="exact"/>
+      </w:pPr>
+      <w:r>
+        <w:rPr>
+          <w:sz w:val="12"/>
+          <w:szCs w:val="12"/>
+        </w:rPr>
+        <w:t>{/isConceptNotes}</w:t>
       </w:r>
     </w:p>
     <w:p>
-      <w:r>
-        <w:t>{#showKeyTerms}</w:t>
+      <w:pPr>
+        <w:spacing w:before="0" w:after="0" w:line="120" w:lineRule="exact"/>
+      </w:pPr>
+      <w:r>
+        <w:rPr>
+          <w:sz w:val="12"/>
+          <w:szCs w:val="12"/>
+        </w:rPr>
+        <w:t>{#isKeyTerms}</w:t>
       </w:r>
     </w:p>
     <w:p>
@@ -1836,7 +1850,14 @@
             <w:tcW w:w="5000" w:type="pct"/>
           </w:tcPr>
           <w:p>
-            <w:r>
+            <w:pPr>
+              <w:spacing w:before="0" w:after="0" w:line="120" w:lineRule="exact"/>
+            </w:pPr>
+            <w:r>
+              <w:rPr>
+                <w:sz w:val="12"/>
+                <w:szCs w:val="12"/>
+              </w:rPr>
               <w:t>{#keyTerms}</w:t>
             </w:r>
           </w:p>
@@ -1879,7 +1900,14 @@
             </w:r>
           </w:p>
           <w:p>
-            <w:r>
+            <w:pPr>
+              <w:spacing w:before="0" w:after="0" w:line="120" w:lineRule="exact"/>
+            </w:pPr>
+            <w:r>
+              <w:rPr>
+                <w:sz w:val="12"/>
+                <w:szCs w:val="12"/>
+              </w:rPr>
               <w:t>{/keyTerms}</w:t>
             </w:r>
           </w:p>
@@ -1887,13 +1915,27 @@
       </w:tr>
     </w:tbl>
     <w:p>
-      <w:r>
-        <w:t>{/showKeyTerms}</w:t>
+      <w:pPr>
+        <w:spacing w:before="0" w:after="0" w:line="120" w:lineRule="exact"/>
+      </w:pPr>
+      <w:r>
+        <w:rPr>
+          <w:sz w:val="12"/>
+          <w:szCs w:val="12"/>
+        </w:rPr>
+        <w:t>{/isKeyTerms}</w:t>
       </w:r>
     </w:p>
     <w:p>
-      <w:r>
-        <w:t>{#showTakeaways}</w:t>
+      <w:pPr>
+        <w:spacing w:before="0" w:after="0" w:line="120" w:lineRule="exact"/>
+      </w:pPr>
+      <w:r>
+        <w:rPr>
+          <w:sz w:val="12"/>
+          <w:szCs w:val="12"/>
+        </w:rPr>
+        <w:t>{#isTakeaways}</w:t>
       </w:r>
     </w:p>
     <w:p>
@@ -1948,7 +1990,14 @@
             <w:tcW w:w="5000" w:type="pct"/>
           </w:tcPr>
           <w:p>
-            <w:r>
+            <w:pPr>
+              <w:spacing w:before="0" w:after="0" w:line="120" w:lineRule="exact"/>
+            </w:pPr>
+            <w:r>
+              <w:rPr>
+                <w:sz w:val="12"/>
+                <w:szCs w:val="12"/>
+              </w:rPr>
               <w:t>{#takeaways}</w:t>
             </w:r>
           </w:p>
@@ -1982,7 +2031,14 @@
             </w:r>
           </w:p>
           <w:p>
-            <w:r>
+            <w:pPr>
+              <w:spacing w:before="0" w:after="0" w:line="120" w:lineRule="exact"/>
+            </w:pPr>
+            <w:r>
+              <w:rPr>
+                <w:sz w:val="12"/>
+                <w:szCs w:val="12"/>
+              </w:rPr>
               <w:t>{/takeaways}</w:t>
             </w:r>
           </w:p>
@@ -1990,13 +2046,27 @@
       </w:tr>
     </w:tbl>
     <w:p>
-      <w:r>
-        <w:t>{/showTakeaways}</w:t>
+      <w:pPr>
+        <w:spacing w:before="0" w:after="0" w:line="120" w:lineRule="exact"/>
+      </w:pPr>
+      <w:r>
+        <w:rPr>
+          <w:sz w:val="12"/>
+          <w:szCs w:val="12"/>
+        </w:rPr>
+        <w:t>{/isTakeaways}</w:t>
       </w:r>
     </w:p>
     <w:p>
-      <w:r>
-        <w:t>{#showGuidedPractice}</w:t>
+      <w:pPr>
+        <w:spacing w:before="0" w:after="0" w:line="120" w:lineRule="exact"/>
+      </w:pPr>
+      <w:r>
+        <w:rPr>
+          <w:sz w:val="12"/>
+          <w:szCs w:val="12"/>
+        </w:rPr>
+        <w:t>{#isGuidedPractice}</w:t>
       </w:r>
     </w:p>
     <w:p>
@@ -2115,42 +2185,15 @@
             <w:tcW w:w="5000" w:type="pct"/>
           </w:tcPr>
           <w:p>
-            <w:pPr>
-              <w:pStyle w:val="BodyText"/>
-              <w:spacing w:before="7"/>
-              <w:rPr>
-                <w:rFonts w:ascii="Arial"/>
-                <w:b/>
-                <w:sz w:val="7"/>
-              </w:rPr>
-            </w:pPr>
-          </w:p>
-          <w:p>
-            <w:pPr>
-              <w:pStyle w:val="BodyText"/>
-              <w:rPr>
-                <w:rFonts w:ascii="Arial"/>
-                <w:b/>
-                <w:sz w:val="7"/>
-              </w:rPr>
-              <w:sectPr>
-                <w:pgSz w:w="12240" w:h="15840"/>
-                <w:pgMar w:top="920" w:right="360" w:bottom="280" w:left="0" w:header="720" w:footer="720" w:gutter="0"/>
-                <w:cols w:space="720"/>
-              </w:sectPr>
-            </w:pPr>
-          </w:p>
-          <w:p>
-            <w:r>
-              <w:rPr>
-                <w:rFonts w:ascii="Calibri" w:eastAsia="Calibri" w:hAnsi="Calibri" w:cs="Calibri"/>
-                <w:i/>
-                <w:iCs/>
-                <w:sz w:val="21"/>
-                <w:szCs w:val="21"/>
-                <w:lang w:val="en-PH"/>
-              </w:rPr>
-              <w:lastRenderedPageBreak/>
+            <w:r>
+              <w:rPr>
+                <w:rFonts w:ascii="Calibri" w:eastAsia="Calibri" w:hAnsi="Calibri" w:cs="Calibri"/>
+                <w:i/>
+                <w:iCs/>
+                <w:sz w:val="21"/>
+                <w:szCs w:val="21"/>
+                <w:lang w:val="en-PH"/>
+              </w:rPr>
               <w:t>{guidedPracticeText}</w:t>
             </w:r>
           </w:p>
@@ -2158,13 +2201,27 @@
       </w:tr>
     </w:tbl>
     <w:p>
-      <w:r>
-        <w:t>{/showGuidedPractice}</w:t>
+      <w:pPr>
+        <w:spacing w:before="0" w:after="0" w:line="120" w:lineRule="exact"/>
+      </w:pPr>
+      <w:r>
+        <w:rPr>
+          <w:sz w:val="12"/>
+          <w:szCs w:val="12"/>
+        </w:rPr>
+        <w:t>{/isGuidedPractice}</w:t>
       </w:r>
     </w:p>
     <w:p>
-      <w:r>
-        <w:t>{#showPerformanceTask}</w:t>
+      <w:pPr>
+        <w:spacing w:before="0" w:after="0" w:line="120" w:lineRule="exact"/>
+      </w:pPr>
+      <w:r>
+        <w:rPr>
+          <w:sz w:val="12"/>
+          <w:szCs w:val="12"/>
+        </w:rPr>
+        <w:t>{#isPerformanceTask}</w:t>
       </w:r>
     </w:p>
     <w:p>
@@ -2305,8 +2362,115 @@
       </w:tr>
     </w:tbl>
     <w:p>
-      <w:r>
-        <w:t>{/showPerformanceTask}</w:t>
+      <w:pPr>
+        <w:spacing w:before="0" w:after="0" w:line="120" w:lineRule="exact"/>
+      </w:pPr>
+      <w:r>
+        <w:rPr>
+          <w:sz w:val="12"/>
+          <w:szCs w:val="12"/>
+        </w:rPr>
+        <w:t>{/isPerformanceTask}</w:t>
+      </w:r>
+    </w:p>
+    <w:p>
+      <w:pPr>
+        <w:spacing w:before="0" w:after="0" w:line="120" w:lineRule="exact"/>
+      </w:pPr>
+      <w:r>
+        <w:rPr>
+          <w:sz w:val="12"/>
+          <w:szCs w:val="12"/>
+        </w:rPr>
+        <w:t>{#isCustom}</w:t>
+      </w:r>
+    </w:p>
+    <w:p>
+      <w:pPr>
+        <w:spacing w:before="75"/>
+        <w:ind w:left="720"/>
+        <w:rPr>
+          <w:rFonts w:ascii="Arial"/>
+          <w:b/>
+          <w:sz w:val="18"/>
+        </w:rPr>
+      </w:pPr>
+      <w:r>
+        <w:rPr>
+          <w:rFonts w:ascii="Arial"/>
+          <w:b/>
+          <w:color w:val="006FC0"/>
+          <w:sz w:val="24"/>
+        </w:rPr>
+        <w:t>{sectionTitle}</w:t>
+      </w:r>
+    </w:p>
+    <w:tbl>
+      <w:tblPr>
+        <w:tblW w:w="4477" w:type="pct"/>
+        <w:tblInd w:w="860" w:type="dxa"/>
+        <w:tblBorders>
+          <w:top w:val="single" w:sz="12" w:space="0" w:color="E97031"/>
+          <w:left w:val="single" w:sz="12" w:space="0" w:color="E97031"/>
+          <w:bottom w:val="single" w:sz="12" w:space="0" w:color="E97031"/>
+          <w:right w:val="single" w:sz="12" w:space="0" w:color="E97031"/>
+          <w:insideH w:val="single" w:sz="12" w:space="0" w:color="E97031"/>
+          <w:insideV w:val="single" w:sz="12" w:space="0" w:color="E97031"/>
+        </w:tblBorders>
+        <w:tblCellMar>
+          <w:top w:w="120" w:type="dxa"/>
+          <w:left w:w="160" w:type="dxa"/>
+          <w:bottom w:w="120" w:type="dxa"/>
+          <w:right w:w="160" w:type="dxa"/>
+        </w:tblCellMar>
+        <w:tblLook w:val="0000" w:firstRow="0" w:lastRow="0" w:firstColumn="0" w:lastColumn="0" w:noHBand="0" w:noVBand="0"/>
+      </w:tblPr>
+      <w:tblGrid>
+        <w:gridCol w:w="10924"/>
+      </w:tblGrid>
+      <w:tr>
+        <w:tc>
+          <w:tcPr>
+            <w:tcW w:w="5000" w:type="pct"/>
+          </w:tcPr>
+          <w:p>
+            <w:r>
+              <w:rPr>
+                <w:rFonts w:ascii="Calibri" w:eastAsia="Calibri" w:hAnsi="Calibri" w:cs="Calibri"/>
+                <w:i/>
+                <w:iCs/>
+                <w:sz w:val="21"/>
+                <w:szCs w:val="21"/>
+                <w:lang w:val="en-PH"/>
+              </w:rPr>
+              <w:t>{sectionContent}</w:t>
+            </w:r>
+          </w:p>
+        </w:tc>
+      </w:tr>
+    </w:tbl>
+    <w:p>
+      <w:pPr>
+        <w:spacing w:before="0" w:after="0" w:line="120" w:lineRule="exact"/>
+      </w:pPr>
+      <w:r>
+        <w:rPr>
+          <w:sz w:val="12"/>
+          <w:szCs w:val="12"/>
+        </w:rPr>
+        <w:t>{/isCustom}</w:t>
+      </w:r>
+    </w:p>
+    <w:p>
+      <w:pPr>
+        <w:spacing w:before="0" w:after="0" w:line="120" w:lineRule="exact"/>
+      </w:pPr>
+      <w:r>
+        <w:rPr>
+          <w:sz w:val="12"/>
+          <w:szCs w:val="12"/>
+        </w:rPr>
+        <w:t>{/orderedSections}</w:t>
       </w:r>
     </w:p>
     <w:p/>

--- a/backend/templates/sas-template.docx
+++ b/backend/templates/sas-template.docx
@@ -18,7 +18,7 @@
           <w:noProof/>
         </w:rPr>
         <w:drawing>
-          <wp:anchor distT="0" distB="0" distL="0" distR="0" simplePos="0" relativeHeight="251650560" behindDoc="0" locked="0" layoutInCell="1" allowOverlap="1" wp14:anchorId="1FFECFE0" wp14:editId="0D798976">
+          <wp:anchor distT="0" distB="0" distL="0" distR="0" simplePos="0" relativeHeight="251650560" behindDoc="0" locked="0" layoutInCell="1" allowOverlap="1" wp14:anchorId="19A9169E" wp14:editId="06D57C8D">
             <wp:simplePos x="0" y="0"/>
             <wp:positionH relativeFrom="page">
               <wp:posOffset>210185</wp:posOffset>
@@ -69,7 +69,7 @@
         <mc:AlternateContent>
           <mc:Choice Requires="wps">
             <w:drawing>
-              <wp:anchor distT="0" distB="0" distL="0" distR="0" simplePos="0" relativeHeight="251653632" behindDoc="1" locked="0" layoutInCell="1" allowOverlap="1" wp14:anchorId="0A9B397B" wp14:editId="7FF8CD57">
+              <wp:anchor distT="0" distB="0" distL="0" distR="0" simplePos="0" relativeHeight="251653632" behindDoc="1" locked="0" layoutInCell="1" allowOverlap="1" wp14:anchorId="4717D5D5" wp14:editId="78733773">
                 <wp:simplePos x="0" y="0"/>
                 <wp:positionH relativeFrom="page">
                   <wp:posOffset>4588509</wp:posOffset>
@@ -133,7 +133,7 @@
           </mc:Choice>
           <mc:Fallback>
             <w:pict>
-              <v:shape w14:anchorId="5F74230B" id="Graphic 1" o:spid="_x0000_s1026" style="position:absolute;margin-left:361.3pt;margin-top:.15pt;width:.1pt;height:100.3pt;z-index:-251662848;visibility:visible;mso-wrap-style:square;mso-wrap-distance-left:0;mso-wrap-distance-top:0;mso-wrap-distance-right:0;mso-wrap-distance-bottom:0;mso-position-horizontal:absolute;mso-position-horizontal-relative:page;mso-position-vertical:absolute;mso-position-vertical-relative:text;v-text-anchor:top" coordsize="1270,1273810" o:gfxdata="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" path="m,l,1273810e" filled="f" strokeweight="2.25pt">
+              <v:shape w14:anchorId="204AE945" id="Graphic 1" o:spid="_x0000_s1026" style="position:absolute;margin-left:361.3pt;margin-top:.15pt;width:.1pt;height:100.3pt;z-index:-251662848;visibility:visible;mso-wrap-style:square;mso-wrap-distance-left:0;mso-wrap-distance-top:0;mso-wrap-distance-right:0;mso-wrap-distance-bottom:0;mso-position-horizontal:absolute;mso-position-horizontal-relative:page;mso-position-vertical:absolute;mso-position-vertical-relative:text;v-text-anchor:top" coordsize="1270,1273810" o:gfxdata="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" path="m,l,1273810e" filled="f" strokeweight="2.25pt">
                 <v:path arrowok="t"/>
                 <w10:wrap anchorx="page"/>
               </v:shape>
@@ -463,36 +463,6 @@
           <w:p>
             <w:pPr>
               <w:pStyle w:val="TableParagraph"/>
-              <w:rPr>
-                <w:rFonts w:ascii="Arial"/>
-                <w:b/>
-                <w:sz w:val="24"/>
-              </w:rPr>
-            </w:pPr>
-          </w:p>
-          <w:p>
-            <w:pPr>
-              <w:pStyle w:val="TableParagraph"/>
-              <w:rPr>
-                <w:rFonts w:ascii="Arial"/>
-                <w:b/>
-                <w:sz w:val="24"/>
-              </w:rPr>
-            </w:pPr>
-          </w:p>
-          <w:p>
-            <w:pPr>
-              <w:pStyle w:val="TableParagraph"/>
-              <w:rPr>
-                <w:rFonts w:ascii="Arial"/>
-                <w:b/>
-                <w:sz w:val="24"/>
-              </w:rPr>
-            </w:pPr>
-          </w:p>
-          <w:p>
-            <w:pPr>
-              <w:pStyle w:val="TableParagraph"/>
               <w:spacing w:before="258"/>
               <w:rPr>
                 <w:rFonts w:ascii="Arial"/>
@@ -611,7 +581,7 @@
           </w:p>
           <w:p>
             <w:pPr>
-              <w:spacing w:before="0" w:after="0" w:line="120" w:lineRule="exact"/>
+              <w:spacing w:line="120" w:lineRule="exact"/>
             </w:pPr>
             <w:r>
               <w:rPr>
@@ -645,7 +615,7 @@
           </w:p>
           <w:p>
             <w:pPr>
-              <w:spacing w:before="0" w:after="0" w:line="120" w:lineRule="exact"/>
+              <w:spacing w:line="120" w:lineRule="exact"/>
             </w:pPr>
             <w:r>
               <w:rPr>
@@ -697,46 +667,6 @@
           <w:p>
             <w:pPr>
               <w:pStyle w:val="TableParagraph"/>
-              <w:rPr>
-                <w:rFonts w:ascii="Arial"/>
-                <w:b/>
-                <w:sz w:val="16"/>
-              </w:rPr>
-            </w:pPr>
-          </w:p>
-          <w:p>
-            <w:pPr>
-              <w:pStyle w:val="TableParagraph"/>
-              <w:rPr>
-                <w:rFonts w:ascii="Arial"/>
-                <w:b/>
-                <w:sz w:val="16"/>
-              </w:rPr>
-            </w:pPr>
-          </w:p>
-          <w:p>
-            <w:pPr>
-              <w:pStyle w:val="TableParagraph"/>
-              <w:rPr>
-                <w:rFonts w:ascii="Arial"/>
-                <w:b/>
-                <w:sz w:val="16"/>
-              </w:rPr>
-            </w:pPr>
-          </w:p>
-          <w:p>
-            <w:pPr>
-              <w:pStyle w:val="TableParagraph"/>
-              <w:rPr>
-                <w:rFonts w:ascii="Arial"/>
-                <w:b/>
-                <w:sz w:val="16"/>
-              </w:rPr>
-            </w:pPr>
-          </w:p>
-          <w:p>
-            <w:pPr>
-              <w:pStyle w:val="TableParagraph"/>
               <w:spacing w:before="18"/>
               <w:rPr>
                 <w:rFonts w:ascii="Arial"/>
@@ -865,7 +795,7 @@
           </w:p>
           <w:p>
             <w:pPr>
-              <w:spacing w:before="0" w:after="0" w:line="120" w:lineRule="exact"/>
+              <w:spacing w:line="120" w:lineRule="exact"/>
             </w:pPr>
             <w:r>
               <w:rPr>
@@ -898,7 +828,7 @@
           </w:p>
           <w:p>
             <w:pPr>
-              <w:spacing w:before="0" w:after="0" w:line="120" w:lineRule="exact"/>
+              <w:spacing w:line="120" w:lineRule="exact"/>
             </w:pPr>
             <w:r>
               <w:rPr>
@@ -916,18 +846,18 @@
             </w:pPr>
             <w:r>
               <w:rPr>
-                <w:rFonts w:ascii="Calibri" w:hAnsi="Calibri" w:cs="Calibri" w:eastAsia="Calibri"/>
+                <w:rFonts w:ascii="Calibri" w:eastAsia="Calibri" w:hAnsi="Calibri" w:cs="Calibri"/>
                 <w:b/>
                 <w:bCs/>
                 <w:sz w:val="20"/>
                 <w:szCs w:val="20"/>
                 <w:lang w:val="en-PH"/>
               </w:rPr>
-              <w:t xml:space="preserve">{sdg}</w:t>
-            </w:r>
-            <w:r>
-              <w:rPr>
-                <w:rFonts w:ascii="Calibri" w:hAnsi="Calibri" w:cs="Calibri" w:eastAsia="Calibri"/>
+              <w:t>{sdg}</w:t>
+            </w:r>
+            <w:r>
+              <w:rPr>
+                <w:rFonts w:ascii="Calibri" w:eastAsia="Calibri" w:hAnsi="Calibri" w:cs="Calibri"/>
                 <w:sz w:val="20"/>
                 <w:szCs w:val="20"/>
                 <w:lang w:val="en-PH"/>
@@ -937,7 +867,7 @@
           </w:p>
           <w:p>
             <w:pPr>
-              <w:spacing w:before="0" w:after="0" w:line="120" w:lineRule="exact"/>
+              <w:spacing w:line="120" w:lineRule="exact"/>
             </w:pPr>
             <w:r>
               <w:rPr>
@@ -949,7 +879,7 @@
           </w:p>
           <w:p>
             <w:pPr>
-              <w:spacing w:before="0" w:after="0" w:line="120" w:lineRule="exact"/>
+              <w:spacing w:line="120" w:lineRule="exact"/>
             </w:pPr>
             <w:r>
               <w:rPr>
@@ -1023,7 +953,7 @@
     </w:p>
     <w:p>
       <w:pPr>
-        <w:spacing w:before="0" w:after="0" w:line="120" w:lineRule="exact"/>
+        <w:spacing w:line="120" w:lineRule="exact"/>
       </w:pPr>
       <w:r>
         <w:rPr>
@@ -1035,7 +965,7 @@
     </w:p>
     <w:p>
       <w:pPr>
-        <w:spacing w:before="0" w:after="0" w:line="120" w:lineRule="exact"/>
+        <w:spacing w:line="120" w:lineRule="exact"/>
       </w:pPr>
       <w:r>
         <w:rPr>
@@ -1128,697 +1058,6 @@
           <w:sz w:val="18"/>
         </w:rPr>
         <w:t xml:space="preserve"> minutes)</w:t>
-      </w:r>
-    </w:p>
-    <w:tbl>
-      <w:tblPr>
-        <w:tblW w:w="4473" w:type="pct"/>
-        <w:tblInd w:w="869" w:type="dxa"/>
-        <w:tblBorders>
-          <w:top w:val="single" w:sz="12" w:space="0" w:color="E97031"/>
-          <w:left w:val="single" w:sz="12" w:space="0" w:color="E97031"/>
-          <w:bottom w:val="single" w:sz="12" w:space="0" w:color="E97031"/>
-          <w:right w:val="single" w:sz="12" w:space="0" w:color="E97031"/>
-          <w:insideH w:val="single" w:sz="12" w:space="0" w:color="E97031"/>
-          <w:insideV w:val="single" w:sz="12" w:space="0" w:color="E97031"/>
-        </w:tblBorders>
-        <w:tblCellMar>
-          <w:top w:w="120" w:type="dxa"/>
-          <w:left w:w="160" w:type="dxa"/>
-          <w:bottom w:w="120" w:type="dxa"/>
-          <w:right w:w="160" w:type="dxa"/>
-        </w:tblCellMar>
-        <w:tblLook w:val="0000" w:firstRow="0" w:lastRow="0" w:firstColumn="0" w:lastColumn="0" w:noHBand="0" w:noVBand="0"/>
-      </w:tblPr>
-      <w:tblGrid>
-        <w:gridCol w:w="10914"/>
-      </w:tblGrid>
-      <w:tr>
-        <w:tc>
-          <w:tcPr>
-            <w:tcW w:w="5000" w:type="pct"/>
-          </w:tcPr>
-          <w:p>
-            <w:pPr>
-              <w:spacing w:before="44" w:line="280" w:lineRule="auto"/>
-              <w:ind w:left="720" w:right="858"/>
-              <w:rPr>
-                <w:rFonts w:ascii="Calibri" w:eastAsia="Calibri" w:hAnsi="Calibri" w:cs="Calibri"/>
-                <w:i/>
-                <w:iCs/>
-                <w:sz w:val="21"/>
-                <w:szCs w:val="21"/>
-                <w:lang w:val="en-PH"/>
-              </w:rPr>
-            </w:pPr>
-            <w:r>
-              <w:rPr>
-                <w:rFonts w:ascii="Arial"/>
-                <w:b/>
-                <w:sz w:val="24"/>
-              </w:rPr>
-              <w:t>Directions</w:t>
-            </w:r>
-            <w:r>
-              <w:rPr>
-                <w:rFonts w:ascii="Arial"/>
-                <w:i/>
-              </w:rPr>
-              <w:t>:</w:t>
-            </w:r>
-            <w:r>
-              <w:rPr>
-                <w:rFonts w:ascii="Arial"/>
-                <w:i/>
-                <w:spacing w:val="40"/>
-              </w:rPr>
-              <w:t xml:space="preserve"> </w:t>
-            </w:r>
-            <w:r>
-              <w:rPr>
-                <w:rFonts w:ascii="Calibri" w:eastAsia="Calibri" w:hAnsi="Calibri" w:cs="Calibri"/>
-                <w:i/>
-                <w:iCs/>
-                <w:sz w:val="21"/>
-                <w:szCs w:val="21"/>
-                <w:lang w:val="en-PH"/>
-              </w:rPr>
-              <w:t>{</w:t>
-            </w:r>
-            <w:proofErr w:type="spellStart"/>
-            <w:r>
-              <w:rPr>
-                <w:rFonts w:ascii="Calibri" w:eastAsia="Calibri" w:hAnsi="Calibri" w:cs="Calibri"/>
-                <w:i/>
-                <w:iCs/>
-                <w:sz w:val="21"/>
-                <w:szCs w:val="21"/>
-                <w:lang w:val="en-PH"/>
-              </w:rPr>
-              <w:t>lessonPrepInstructions</w:t>
-            </w:r>
-            <w:proofErr w:type="spellEnd"/>
-            <w:r>
-              <w:rPr>
-                <w:rFonts w:ascii="Calibri" w:eastAsia="Calibri" w:hAnsi="Calibri" w:cs="Calibri"/>
-                <w:i/>
-                <w:iCs/>
-                <w:sz w:val="21"/>
-                <w:szCs w:val="21"/>
-                <w:lang w:val="en-PH"/>
-              </w:rPr>
-              <w:t>}</w:t>
-            </w:r>
-          </w:p>
-          <w:p>
-            <w:pPr>
-              <w:spacing w:before="44" w:line="280" w:lineRule="auto"/>
-              <w:ind w:left="720" w:right="858"/>
-              <w:rPr>
-                <w:rFonts w:ascii="Calibri" w:eastAsia="Calibri" w:hAnsi="Calibri" w:cs="Calibri"/>
-                <w:i/>
-                <w:iCs/>
-                <w:sz w:val="21"/>
-                <w:szCs w:val="21"/>
-                <w:lang w:val="en-PH"/>
-              </w:rPr>
-            </w:pPr>
-            <w:r>
-              <w:rPr>
-                <w:rFonts w:ascii="Calibri" w:eastAsia="Calibri" w:hAnsi="Calibri" w:cs="Calibri"/>
-                <w:b/>
-                <w:bCs/>
-                <w:i/>
-                <w:iCs/>
-                <w:sz w:val="21"/>
-                <w:szCs w:val="21"/>
-                <w:lang w:val="en-PH"/>
-              </w:rPr>
-              <w:t>{</w:t>
-            </w:r>
-            <w:proofErr w:type="spellStart"/>
-            <w:r>
-              <w:rPr>
-                <w:rFonts w:ascii="Calibri" w:eastAsia="Calibri" w:hAnsi="Calibri" w:cs="Calibri"/>
-                <w:b/>
-                <w:bCs/>
-                <w:i/>
-                <w:iCs/>
-                <w:sz w:val="21"/>
-                <w:szCs w:val="21"/>
-                <w:lang w:val="en-PH"/>
-              </w:rPr>
-              <w:t>lessonPrepActivityTitle</w:t>
-            </w:r>
-            <w:proofErr w:type="spellEnd"/>
-            <w:r>
-              <w:rPr>
-                <w:rFonts w:ascii="Calibri" w:eastAsia="Calibri" w:hAnsi="Calibri" w:cs="Calibri"/>
-                <w:b/>
-                <w:bCs/>
-                <w:i/>
-                <w:iCs/>
-                <w:sz w:val="21"/>
-                <w:szCs w:val="21"/>
-                <w:lang w:val="en-PH"/>
-              </w:rPr>
-              <w:t>}</w:t>
-            </w:r>
-          </w:p>
-          <w:p>
-            <w:pPr>
-              <w:spacing w:before="44" w:line="280" w:lineRule="auto"/>
-              <w:ind w:left="720" w:right="858"/>
-              <w:rPr>
-                <w:rFonts w:ascii="Calibri" w:eastAsia="Calibri" w:hAnsi="Calibri" w:cs="Calibri"/>
-                <w:i/>
-                <w:iCs/>
-                <w:sz w:val="21"/>
-                <w:szCs w:val="21"/>
-                <w:lang w:val="en-PH"/>
-              </w:rPr>
-            </w:pPr>
-            <w:r>
-              <w:rPr>
-                <w:rFonts w:ascii="Calibri" w:eastAsia="Calibri" w:hAnsi="Calibri" w:cs="Calibri"/>
-                <w:i/>
-                <w:iCs/>
-                <w:sz w:val="21"/>
-                <w:szCs w:val="21"/>
-                <w:lang w:val="en-PH"/>
-              </w:rPr>
-              <w:t>{#lessonPrepGuideQuestions}</w:t>
-            </w:r>
-          </w:p>
-          <w:p>
-            <w:pPr>
-              <w:numPr>
-                <w:ilvl w:val="0"/>
-                <w:numId w:val="4"/>
-              </w:numPr>
-              <w:spacing w:before="44" w:line="280" w:lineRule="auto"/>
-              <w:ind w:right="858" w:firstLine="349"/>
-              <w:rPr>
-                <w:rFonts w:ascii="Calibri" w:eastAsia="Calibri" w:hAnsi="Calibri" w:cs="Calibri"/>
-                <w:i/>
-                <w:iCs/>
-                <w:sz w:val="21"/>
-                <w:szCs w:val="21"/>
-                <w:lang w:val="en-PH"/>
-              </w:rPr>
-            </w:pPr>
-            <w:r>
-              <w:rPr>
-                <w:rFonts w:ascii="Calibri" w:eastAsia="Calibri" w:hAnsi="Calibri" w:cs="Calibri"/>
-                <w:i/>
-                <w:iCs/>
-                <w:sz w:val="21"/>
-                <w:szCs w:val="21"/>
-                <w:lang w:val="en-PH"/>
-              </w:rPr>
-              <w:t>{.}</w:t>
-            </w:r>
-          </w:p>
-          <w:p>
-            <w:pPr>
-              <w:spacing w:before="44" w:line="280" w:lineRule="auto"/>
-              <w:ind w:left="720" w:right="858"/>
-              <w:rPr>
-                <w:rFonts w:ascii="Calibri" w:eastAsia="Calibri" w:hAnsi="Calibri" w:cs="Calibri"/>
-                <w:i/>
-                <w:iCs/>
-                <w:sz w:val="21"/>
-                <w:szCs w:val="21"/>
-                <w:lang w:val="en-PH"/>
-              </w:rPr>
-            </w:pPr>
-            <w:r>
-              <w:rPr>
-                <w:rFonts w:ascii="Calibri" w:eastAsia="Calibri" w:hAnsi="Calibri" w:cs="Calibri"/>
-                <w:i/>
-                <w:iCs/>
-                <w:sz w:val="21"/>
-                <w:szCs w:val="21"/>
-                <w:lang w:val="en-PH"/>
-              </w:rPr>
-              <w:t>{/</w:t>
-            </w:r>
-            <w:proofErr w:type="spellStart"/>
-            <w:r>
-              <w:rPr>
-                <w:rFonts w:ascii="Calibri" w:eastAsia="Calibri" w:hAnsi="Calibri" w:cs="Calibri"/>
-                <w:i/>
-                <w:iCs/>
-                <w:sz w:val="21"/>
-                <w:szCs w:val="21"/>
-                <w:lang w:val="en-PH"/>
-              </w:rPr>
-              <w:t>lessonPrepGuideQuestions</w:t>
-            </w:r>
-            <w:proofErr w:type="spellEnd"/>
-            <w:r>
-              <w:rPr>
-                <w:rFonts w:ascii="Calibri" w:eastAsia="Calibri" w:hAnsi="Calibri" w:cs="Calibri"/>
-                <w:i/>
-                <w:iCs/>
-                <w:sz w:val="21"/>
-                <w:szCs w:val="21"/>
-                <w:lang w:val="en-PH"/>
-              </w:rPr>
-              <w:t>}</w:t>
-            </w:r>
-          </w:p>
-          <w:p>
-            <w:pPr>
-              <w:spacing w:before="44" w:line="280" w:lineRule="auto"/>
-              <w:ind w:left="720" w:right="858"/>
-              <w:rPr>
-                <w:rFonts w:ascii="Calibri" w:eastAsia="Calibri" w:hAnsi="Calibri" w:cs="Calibri"/>
-                <w:i/>
-                <w:iCs/>
-                <w:sz w:val="21"/>
-                <w:szCs w:val="21"/>
-                <w:lang w:val="en-PH"/>
-              </w:rPr>
-            </w:pPr>
-            <w:r>
-              <w:rPr>
-                <w:rFonts w:ascii="Calibri" w:eastAsia="Calibri" w:hAnsi="Calibri" w:cs="Calibri"/>
-                <w:i/>
-                <w:iCs/>
-                <w:sz w:val="21"/>
-                <w:szCs w:val="21"/>
-                <w:lang w:val="en-PH"/>
-              </w:rPr>
-              <w:t>{#lessonPrepResources}</w:t>
-            </w:r>
-          </w:p>
-          <w:p>
-            <w:pPr>
-              <w:numPr>
-                <w:ilvl w:val="0"/>
-                <w:numId w:val="3"/>
-              </w:numPr>
-              <w:spacing w:before="44" w:line="280" w:lineRule="auto"/>
-              <w:ind w:right="858" w:firstLine="131"/>
-              <w:rPr>
-                <w:rFonts w:ascii="Calibri" w:eastAsia="Calibri" w:hAnsi="Calibri" w:cs="Calibri"/>
-                <w:i/>
-                <w:iCs/>
-                <w:sz w:val="21"/>
-                <w:szCs w:val="21"/>
-                <w:lang w:val="en-PH"/>
-              </w:rPr>
-            </w:pPr>
-            <w:r>
-              <w:rPr>
-                <w:rFonts w:ascii="Calibri" w:eastAsia="Calibri" w:hAnsi="Calibri" w:cs="Calibri"/>
-                <w:i/>
-                <w:iCs/>
-                <w:sz w:val="21"/>
-                <w:szCs w:val="21"/>
-                <w:lang w:val="en-PH"/>
-              </w:rPr>
-              <w:t>{label} — {</w:t>
-            </w:r>
-            <w:proofErr w:type="spellStart"/>
-            <w:r>
-              <w:rPr>
-                <w:rFonts w:ascii="Calibri" w:eastAsia="Calibri" w:hAnsi="Calibri" w:cs="Calibri"/>
-                <w:i/>
-                <w:iCs/>
-                <w:sz w:val="21"/>
-                <w:szCs w:val="21"/>
-                <w:lang w:val="en-PH"/>
-              </w:rPr>
-              <w:t>url</w:t>
-            </w:r>
-            <w:proofErr w:type="spellEnd"/>
-            <w:r>
-              <w:rPr>
-                <w:rFonts w:ascii="Calibri" w:eastAsia="Calibri" w:hAnsi="Calibri" w:cs="Calibri"/>
-                <w:i/>
-                <w:iCs/>
-                <w:sz w:val="21"/>
-                <w:szCs w:val="21"/>
-                <w:lang w:val="en-PH"/>
-              </w:rPr>
-              <w:t>}</w:t>
-            </w:r>
-          </w:p>
-          <w:p>
-            <w:pPr>
-              <w:spacing w:before="44" w:line="280" w:lineRule="auto"/>
-              <w:ind w:left="720" w:right="858"/>
-              <w:rPr>
-                <w:rFonts w:ascii="Calibri" w:eastAsia="Calibri" w:hAnsi="Calibri" w:cs="Calibri"/>
-                <w:i/>
-                <w:iCs/>
-                <w:sz w:val="21"/>
-                <w:szCs w:val="21"/>
-                <w:lang w:val="en-PH"/>
-              </w:rPr>
-            </w:pPr>
-            <w:r>
-              <w:rPr>
-                <w:rFonts w:ascii="Calibri" w:eastAsia="Calibri" w:hAnsi="Calibri" w:cs="Calibri"/>
-                <w:i/>
-                <w:iCs/>
-                <w:sz w:val="21"/>
-                <w:szCs w:val="21"/>
-                <w:lang w:val="en-PH"/>
-              </w:rPr>
-              <w:t>{/</w:t>
-            </w:r>
-            <w:proofErr w:type="spellStart"/>
-            <w:r>
-              <w:rPr>
-                <w:rFonts w:ascii="Calibri" w:eastAsia="Calibri" w:hAnsi="Calibri" w:cs="Calibri"/>
-                <w:i/>
-                <w:iCs/>
-                <w:sz w:val="21"/>
-                <w:szCs w:val="21"/>
-                <w:lang w:val="en-PH"/>
-              </w:rPr>
-              <w:t>lessonPrepResources</w:t>
-            </w:r>
-            <w:proofErr w:type="spellEnd"/>
-            <w:r>
-              <w:rPr>
-                <w:rFonts w:ascii="Calibri" w:eastAsia="Calibri" w:hAnsi="Calibri" w:cs="Calibri"/>
-                <w:i/>
-                <w:iCs/>
-                <w:sz w:val="21"/>
-                <w:szCs w:val="21"/>
-                <w:lang w:val="en-PH"/>
-              </w:rPr>
-              <w:t>}</w:t>
-            </w:r>
-          </w:p>
-          <w:p>
-            <w:pPr>
-              <w:spacing w:before="44" w:line="280" w:lineRule="auto"/>
-              <w:ind w:left="720" w:right="858"/>
-              <w:rPr>
-                <w:rFonts w:ascii="Calibri" w:eastAsia="Calibri" w:hAnsi="Calibri" w:cs="Calibri"/>
-                <w:i/>
-                <w:iCs/>
-                <w:sz w:val="21"/>
-                <w:szCs w:val="21"/>
-                <w:lang w:val="en-PH"/>
-              </w:rPr>
-            </w:pPr>
-            <w:r>
-              <w:rPr>
-                <w:rFonts w:ascii="Calibri" w:eastAsia="Calibri" w:hAnsi="Calibri" w:cs="Calibri"/>
-                <w:i/>
-                <w:iCs/>
-                <w:sz w:val="21"/>
-                <w:szCs w:val="21"/>
-                <w:lang w:val="en-PH"/>
-              </w:rPr>
-              <w:t>{</w:t>
-            </w:r>
-            <w:proofErr w:type="spellStart"/>
-            <w:r>
-              <w:rPr>
-                <w:rFonts w:ascii="Calibri" w:eastAsia="Calibri" w:hAnsi="Calibri" w:cs="Calibri"/>
-                <w:i/>
-                <w:iCs/>
-                <w:sz w:val="21"/>
-                <w:szCs w:val="21"/>
-                <w:lang w:val="en-PH"/>
-              </w:rPr>
-              <w:t>lessonPrepTransition</w:t>
-            </w:r>
-            <w:proofErr w:type="spellEnd"/>
-            <w:r>
-              <w:rPr>
-                <w:rFonts w:ascii="Calibri" w:eastAsia="Calibri" w:hAnsi="Calibri" w:cs="Calibri"/>
-                <w:i/>
-                <w:iCs/>
-                <w:sz w:val="21"/>
-                <w:szCs w:val="21"/>
-                <w:lang w:val="en-PH"/>
-              </w:rPr>
-              <w:t>}</w:t>
-            </w:r>
-          </w:p>
-        </w:tc>
-      </w:tr>
-    </w:tbl>
-    <w:p>
-      <w:pPr>
-        <w:spacing w:before="0" w:after="0" w:line="120" w:lineRule="exact"/>
-      </w:pPr>
-      <w:r>
-        <w:rPr>
-          <w:sz w:val="12"/>
-          <w:szCs w:val="12"/>
-        </w:rPr>
-        <w:t>{/isLessonPrep}</w:t>
-      </w:r>
-    </w:p>
-    <w:p>
-      <w:pPr>
-        <w:spacing w:before="0" w:after="0" w:line="120" w:lineRule="exact"/>
-      </w:pPr>
-      <w:r>
-        <w:rPr>
-          <w:sz w:val="12"/>
-          <w:szCs w:val="12"/>
-        </w:rPr>
-        <w:t>{#breakBefore}</w:t>
-      </w:r>
-    </w:p>
-    <w:p>
-      <w:pPr>
-        <w:spacing w:before="44" w:line="280" w:lineRule="auto"/>
-        <w:ind w:left="720" w:right="858"/>
-        <w:rPr>
-          <w:sz w:val="24"/>
-        </w:rPr>
-        <w:sectPr>
-          <w:type w:val="continuous"/>
-          <w:pgSz w:w="12240" w:h="15840"/>
-          <w:pgMar w:top="900" w:right="360" w:bottom="280" w:left="0" w:header="720" w:footer="720" w:gutter="0"/>
-          <w:cols w:space="720"/>
-        </w:sectPr>
-      </w:pPr>
-    </w:p>
-    <w:p>
-      <w:pPr>
-        <w:spacing w:before="0" w:after="0" w:line="120" w:lineRule="exact"/>
-      </w:pPr>
-      <w:r>
-        <w:rPr>
-          <w:sz w:val="12"/>
-          <w:szCs w:val="12"/>
-        </w:rPr>
-        <w:t>{/breakBefore}</w:t>
-      </w:r>
-    </w:p>
-    <w:p>
-      <w:pPr>
-        <w:spacing w:before="0" w:after="0" w:line="120" w:lineRule="exact"/>
-      </w:pPr>
-      <w:r>
-        <w:rPr>
-          <w:sz w:val="12"/>
-          <w:szCs w:val="12"/>
-        </w:rPr>
-        <w:t>{#isConceptNotes}</w:t>
-      </w:r>
-    </w:p>
-    <w:p>
-      <w:pPr>
-        <w:spacing w:before="61"/>
-        <w:ind w:left="720"/>
-        <w:rPr>
-          <w:rFonts w:ascii="Arial"/>
-          <w:b/>
-          <w:sz w:val="18"/>
-        </w:rPr>
-      </w:pPr>
-      <w:r>
-        <w:rPr>
-          <w:rFonts w:ascii="Arial"/>
-          <w:b/>
-          <w:color w:val="006FC0"/>
-          <w:sz w:val="24"/>
-        </w:rPr>
-        <w:lastRenderedPageBreak/>
-        <w:t>Concept</w:t>
-      </w:r>
-      <w:r>
-        <w:rPr>
-          <w:rFonts w:ascii="Arial"/>
-          <w:b/>
-          <w:color w:val="006FC0"/>
-          <w:spacing w:val="-4"/>
-          <w:sz w:val="24"/>
-        </w:rPr>
-        <w:t xml:space="preserve"> </w:t>
-      </w:r>
-      <w:r>
-        <w:rPr>
-          <w:rFonts w:ascii="Arial"/>
-          <w:b/>
-          <w:color w:val="006FC0"/>
-          <w:sz w:val="24"/>
-        </w:rPr>
-        <w:t>Notes</w:t>
-      </w:r>
-      <w:r>
-        <w:rPr>
-          <w:rFonts w:ascii="Arial"/>
-          <w:b/>
-          <w:color w:val="006FC0"/>
-          <w:spacing w:val="-3"/>
-          <w:sz w:val="24"/>
-        </w:rPr>
-        <w:t xml:space="preserve"> </w:t>
-      </w:r>
-      <w:r>
-        <w:rPr>
-          <w:rFonts w:ascii="Arial"/>
-          <w:b/>
-          <w:color w:val="FF0000"/>
-          <w:sz w:val="28"/>
-        </w:rPr>
-        <w:t>P</w:t>
-      </w:r>
-      <w:r>
-        <w:rPr>
-          <w:rFonts w:ascii="Arial"/>
-          <w:b/>
-          <w:color w:val="006FC0"/>
-          <w:sz w:val="24"/>
-        </w:rPr>
-        <w:t>resentation</w:t>
-      </w:r>
-      <w:r>
-        <w:rPr>
-          <w:rFonts w:ascii="Arial"/>
-          <w:b/>
-          <w:color w:val="006FC0"/>
-          <w:spacing w:val="-1"/>
-          <w:sz w:val="24"/>
-        </w:rPr>
-        <w:t xml:space="preserve"> </w:t>
-      </w:r>
-      <w:r>
-        <w:rPr>
-          <w:rFonts w:ascii="Arial"/>
-          <w:b/>
-          <w:color w:val="C00000"/>
-          <w:sz w:val="18"/>
-        </w:rPr>
-        <w:t>(40</w:t>
-      </w:r>
-      <w:r>
-        <w:rPr>
-          <w:rFonts w:ascii="Arial"/>
-          <w:b/>
-          <w:color w:val="C00000"/>
-          <w:spacing w:val="-2"/>
-          <w:sz w:val="18"/>
-        </w:rPr>
-        <w:t xml:space="preserve"> minutes)</w:t>
-      </w:r>
-    </w:p>
-    <w:tbl>
-      <w:tblPr>
-        <w:tblW w:w="4473" w:type="pct"/>
-        <w:tblInd w:w="869" w:type="dxa"/>
-        <w:tblBorders>
-          <w:top w:val="single" w:sz="12" w:space="0" w:color="E97031"/>
-          <w:left w:val="single" w:sz="12" w:space="0" w:color="E97031"/>
-          <w:bottom w:val="single" w:sz="12" w:space="0" w:color="E97031"/>
-          <w:right w:val="single" w:sz="12" w:space="0" w:color="E97031"/>
-          <w:insideH w:val="single" w:sz="12" w:space="0" w:color="E97031"/>
-          <w:insideV w:val="single" w:sz="12" w:space="0" w:color="E97031"/>
-        </w:tblBorders>
-        <w:tblCellMar>
-          <w:top w:w="120" w:type="dxa"/>
-          <w:left w:w="160" w:type="dxa"/>
-          <w:bottom w:w="120" w:type="dxa"/>
-          <w:right w:w="160" w:type="dxa"/>
-        </w:tblCellMar>
-        <w:tblLook w:val="0000" w:firstRow="0" w:lastRow="0" w:firstColumn="0" w:lastColumn="0" w:noHBand="0" w:noVBand="0"/>
-      </w:tblPr>
-      <w:tblGrid>
-        <w:gridCol w:w="10914"/>
-      </w:tblGrid>
-      <w:tr>
-        <w:tc>
-          <w:tcPr>
-            <w:tcW w:w="5000" w:type="pct"/>
-          </w:tcPr>
-          <w:p>
-            <w:pPr>
-              <w:ind w:firstLine="69"/>
-            </w:pPr>
-            <w:r>
-              <w:rPr>
-                <w:rFonts w:ascii="Calibri" w:eastAsia="Calibri" w:hAnsi="Calibri" w:cs="Calibri"/>
-                <w:i/>
-                <w:iCs/>
-                <w:sz w:val="21"/>
-                <w:szCs w:val="21"/>
-                <w:lang w:val="en-PH"/>
-              </w:rPr>
-              <w:t>{conceptNotesText}</w:t>
-            </w:r>
-          </w:p>
-        </w:tc>
-      </w:tr>
-    </w:tbl>
-    <w:p>
-      <w:pPr>
-        <w:spacing w:before="0" w:after="0" w:line="120" w:lineRule="exact"/>
-      </w:pPr>
-      <w:r>
-        <w:rPr>
-          <w:sz w:val="12"/>
-          <w:szCs w:val="12"/>
-        </w:rPr>
-        <w:t>{/isConceptNotes}</w:t>
-      </w:r>
-    </w:p>
-    <w:p>
-      <w:pPr>
-        <w:spacing w:before="0" w:after="0" w:line="120" w:lineRule="exact"/>
-      </w:pPr>
-      <w:r>
-        <w:rPr>
-          <w:sz w:val="12"/>
-          <w:szCs w:val="12"/>
-        </w:rPr>
-        <w:t>{#isKeyTerms}</w:t>
-      </w:r>
-    </w:p>
-    <w:p>
-      <w:pPr>
-        <w:spacing w:before="75"/>
-        <w:ind w:left="720"/>
-        <w:rPr>
-          <w:rFonts w:ascii="Arial"/>
-          <w:b/>
-          <w:sz w:val="18"/>
-        </w:rPr>
-      </w:pPr>
-      <w:r>
-        <w:rPr>
-          <w:rFonts w:ascii="Arial" w:hAnsi="Arial" w:cs="Arial" w:eastAsia="Arial"/>
-          <w:b/>
-          <w:bCs/>
-          <w:color w:val="006FC0"/>
-          <w:sz w:val="24"/>
-          <w:szCs w:val="24"/>
-          <w:lang w:val="en-PH"/>
-        </w:rPr>
-        <w:t xml:space="preserve">Key Terms</w:t>
       </w:r>
     </w:p>
     <w:tbl>
@@ -1851,22 +1090,80 @@
           </w:tcPr>
           <w:p>
             <w:pPr>
-              <w:spacing w:before="0" w:after="0" w:line="120" w:lineRule="exact"/>
+              <w:spacing w:before="44" w:line="280" w:lineRule="auto"/>
+              <w:rPr>
+                <w:rFonts w:ascii="Calibri" w:eastAsia="Calibri" w:hAnsi="Calibri" w:cs="Calibri"/>
+                <w:i/>
+                <w:iCs/>
+                <w:sz w:val="21"/>
+                <w:szCs w:val="21"/>
+                <w:lang w:val="en-PH"/>
+              </w:rPr>
             </w:pPr>
             <w:r>
               <w:rPr>
-                <w:sz w:val="12"/>
-                <w:szCs w:val="12"/>
-              </w:rPr>
-              <w:t>{#keyTerms}</w:t>
+                <w:rFonts w:ascii="Arial"/>
+                <w:b/>
+                <w:sz w:val="24"/>
+              </w:rPr>
+              <w:t>Directions</w:t>
+            </w:r>
+            <w:r>
+              <w:rPr>
+                <w:rFonts w:ascii="Arial"/>
+                <w:i/>
+              </w:rPr>
+              <w:t>:</w:t>
+            </w:r>
+            <w:r>
+              <w:rPr>
+                <w:rFonts w:ascii="Arial"/>
+                <w:i/>
+                <w:spacing w:val="40"/>
+              </w:rPr>
+              <w:t xml:space="preserve"> </w:t>
+            </w:r>
+            <w:r>
+              <w:rPr>
+                <w:rFonts w:ascii="Calibri" w:eastAsia="Calibri" w:hAnsi="Calibri" w:cs="Calibri"/>
+                <w:i/>
+                <w:iCs/>
+                <w:sz w:val="21"/>
+                <w:szCs w:val="21"/>
+                <w:lang w:val="en-PH"/>
+              </w:rPr>
+              <w:t>{</w:t>
+            </w:r>
+            <w:proofErr w:type="spellStart"/>
+            <w:r>
+              <w:rPr>
+                <w:rFonts w:ascii="Calibri" w:eastAsia="Calibri" w:hAnsi="Calibri" w:cs="Calibri"/>
+                <w:i/>
+                <w:iCs/>
+                <w:sz w:val="21"/>
+                <w:szCs w:val="21"/>
+                <w:lang w:val="en-PH"/>
+              </w:rPr>
+              <w:t>lessonPrepInstructions</w:t>
+            </w:r>
+            <w:proofErr w:type="spellEnd"/>
+            <w:r>
+              <w:rPr>
+                <w:rFonts w:ascii="Calibri" w:eastAsia="Calibri" w:hAnsi="Calibri" w:cs="Calibri"/>
+                <w:i/>
+                <w:iCs/>
+                <w:sz w:val="21"/>
+                <w:szCs w:val="21"/>
+                <w:lang w:val="en-PH"/>
+              </w:rPr>
+              <w:t>}</w:t>
             </w:r>
           </w:p>
           <w:p>
             <w:pPr>
               <w:spacing w:before="44" w:line="280" w:lineRule="auto"/>
-              <w:ind w:right="858" w:left="160"/>
-              <w:rPr>
-                <w:rFonts w:ascii="Calibri" w:hAnsi="Calibri" w:cs="Calibri" w:eastAsia="Calibri"/>
+              <w:rPr>
+                <w:rFonts w:ascii="Calibri" w:eastAsia="Calibri" w:hAnsi="Calibri" w:cs="Calibri"/>
                 <w:i/>
                 <w:iCs/>
                 <w:sz w:val="21"/>
@@ -1876,7 +1173,7 @@
             </w:pPr>
             <w:r>
               <w:rPr>
-                <w:rFonts w:ascii="Calibri" w:hAnsi="Calibri" w:cs="Calibri" w:eastAsia="Calibri"/>
+                <w:rFonts w:ascii="Calibri" w:eastAsia="Calibri" w:hAnsi="Calibri" w:cs="Calibri"/>
                 <w:b/>
                 <w:bCs/>
                 <w:i/>
@@ -1885,30 +1182,309 @@
                 <w:szCs w:val="21"/>
                 <w:lang w:val="en-PH"/>
               </w:rPr>
-              <w:t xml:space="preserve">{term}</w:t>
-            </w:r>
-            <w:r>
-              <w:rPr>
-                <w:rFonts w:ascii="Calibri" w:hAnsi="Calibri" w:cs="Calibri" w:eastAsia="Calibri"/>
-                <w:i/>
-                <w:iCs/>
-                <w:sz w:val="21"/>
-                <w:szCs w:val="21"/>
-                <w:lang w:val="en-PH"/>
-              </w:rPr>
-              <w:t xml:space="preserve"> — {meaning}</w:t>
+              <w:t>{</w:t>
+            </w:r>
+            <w:proofErr w:type="spellStart"/>
+            <w:r>
+              <w:rPr>
+                <w:rFonts w:ascii="Calibri" w:eastAsia="Calibri" w:hAnsi="Calibri" w:cs="Calibri"/>
+                <w:b/>
+                <w:bCs/>
+                <w:i/>
+                <w:iCs/>
+                <w:sz w:val="21"/>
+                <w:szCs w:val="21"/>
+                <w:lang w:val="en-PH"/>
+              </w:rPr>
+              <w:t>lessonPrepActivityTitle</w:t>
+            </w:r>
+            <w:proofErr w:type="spellEnd"/>
+            <w:r>
+              <w:rPr>
+                <w:rFonts w:ascii="Calibri" w:eastAsia="Calibri" w:hAnsi="Calibri" w:cs="Calibri"/>
+                <w:b/>
+                <w:bCs/>
+                <w:i/>
+                <w:iCs/>
+                <w:sz w:val="21"/>
+                <w:szCs w:val="21"/>
+                <w:lang w:val="en-PH"/>
+              </w:rPr>
+              <w:t>}</w:t>
             </w:r>
           </w:p>
           <w:p>
             <w:pPr>
-              <w:spacing w:before="0" w:after="0" w:line="120" w:lineRule="exact"/>
+              <w:spacing w:before="44" w:line="280" w:lineRule="auto"/>
+              <w:rPr>
+                <w:rFonts w:ascii="Calibri" w:eastAsia="Calibri" w:hAnsi="Calibri" w:cs="Calibri"/>
+                <w:i/>
+                <w:iCs/>
+                <w:sz w:val="21"/>
+                <w:szCs w:val="21"/>
+                <w:lang w:val="en-PH"/>
+              </w:rPr>
             </w:pPr>
             <w:r>
               <w:rPr>
-                <w:sz w:val="12"/>
-                <w:szCs w:val="12"/>
-              </w:rPr>
-              <w:t>{/keyTerms}</w:t>
+                <w:rFonts w:ascii="Calibri" w:eastAsia="Calibri" w:hAnsi="Calibri" w:cs="Calibri"/>
+                <w:i/>
+                <w:iCs/>
+                <w:sz w:val="21"/>
+                <w:szCs w:val="21"/>
+                <w:lang w:val="en-PH"/>
+              </w:rPr>
+              <w:t>{#lessonPrepGuideQuestions}</w:t>
+            </w:r>
+          </w:p>
+          <w:p>
+            <w:pPr>
+              <w:numPr>
+                <w:ilvl w:val="0"/>
+                <w:numId w:val="4"/>
+              </w:numPr>
+              <w:spacing w:before="44" w:line="280" w:lineRule="auto"/>
+              <w:ind w:hanging="360"/>
+              <w:rPr>
+                <w:rFonts w:ascii="Calibri" w:eastAsia="Calibri" w:hAnsi="Calibri" w:cs="Calibri"/>
+                <w:i/>
+                <w:iCs/>
+                <w:sz w:val="21"/>
+                <w:szCs w:val="21"/>
+                <w:lang w:val="en-PH"/>
+              </w:rPr>
+            </w:pPr>
+            <w:r>
+              <w:rPr>
+                <w:rFonts w:ascii="Calibri" w:eastAsia="Calibri" w:hAnsi="Calibri" w:cs="Calibri"/>
+                <w:i/>
+                <w:iCs/>
+                <w:sz w:val="21"/>
+                <w:szCs w:val="21"/>
+                <w:lang w:val="en-PH"/>
+              </w:rPr>
+              <w:t>{.}</w:t>
+            </w:r>
+          </w:p>
+          <w:p>
+            <w:pPr>
+              <w:spacing w:before="44" w:line="280" w:lineRule="auto"/>
+              <w:rPr>
+                <w:rFonts w:ascii="Calibri" w:eastAsia="Calibri" w:hAnsi="Calibri" w:cs="Calibri"/>
+                <w:i/>
+                <w:iCs/>
+                <w:sz w:val="21"/>
+                <w:szCs w:val="21"/>
+                <w:lang w:val="en-PH"/>
+              </w:rPr>
+            </w:pPr>
+            <w:r>
+              <w:rPr>
+                <w:rFonts w:ascii="Calibri" w:eastAsia="Calibri" w:hAnsi="Calibri" w:cs="Calibri"/>
+                <w:i/>
+                <w:iCs/>
+                <w:sz w:val="21"/>
+                <w:szCs w:val="21"/>
+                <w:lang w:val="en-PH"/>
+              </w:rPr>
+              <w:t>{/</w:t>
+            </w:r>
+            <w:proofErr w:type="spellStart"/>
+            <w:r>
+              <w:rPr>
+                <w:rFonts w:ascii="Calibri" w:eastAsia="Calibri" w:hAnsi="Calibri" w:cs="Calibri"/>
+                <w:i/>
+                <w:iCs/>
+                <w:sz w:val="21"/>
+                <w:szCs w:val="21"/>
+                <w:lang w:val="en-PH"/>
+              </w:rPr>
+              <w:t>lessonPrepGuideQuestions</w:t>
+            </w:r>
+            <w:proofErr w:type="spellEnd"/>
+            <w:r>
+              <w:rPr>
+                <w:rFonts w:ascii="Calibri" w:eastAsia="Calibri" w:hAnsi="Calibri" w:cs="Calibri"/>
+                <w:i/>
+                <w:iCs/>
+                <w:sz w:val="21"/>
+                <w:szCs w:val="21"/>
+                <w:lang w:val="en-PH"/>
+              </w:rPr>
+              <w:t>}</w:t>
+            </w:r>
+          </w:p>
+          <w:p>
+            <w:pPr>
+              <w:spacing w:before="44" w:line="280" w:lineRule="auto"/>
+              <w:rPr>
+                <w:rFonts w:ascii="Calibri" w:eastAsia="Calibri" w:hAnsi="Calibri" w:cs="Calibri"/>
+                <w:i/>
+                <w:iCs/>
+                <w:sz w:val="21"/>
+                <w:szCs w:val="21"/>
+                <w:lang w:val="en-PH"/>
+              </w:rPr>
+            </w:pPr>
+            <w:r>
+              <w:rPr>
+                <w:rFonts w:ascii="Calibri" w:eastAsia="Calibri" w:hAnsi="Calibri" w:cs="Calibri"/>
+                <w:i/>
+                <w:iCs/>
+                <w:sz w:val="21"/>
+                <w:szCs w:val="21"/>
+                <w:lang w:val="en-PH"/>
+              </w:rPr>
+              <w:t>{#lessonPrepResources}</w:t>
+            </w:r>
+          </w:p>
+          <w:p>
+            <w:pPr>
+              <w:numPr>
+                <w:ilvl w:val="0"/>
+                <w:numId w:val="3"/>
+              </w:numPr>
+              <w:spacing w:before="44" w:line="280" w:lineRule="auto"/>
+              <w:ind w:left="360"/>
+              <w:rPr>
+                <w:rFonts w:ascii="Calibri" w:eastAsia="Calibri" w:hAnsi="Calibri" w:cs="Calibri"/>
+                <w:i/>
+                <w:iCs/>
+                <w:sz w:val="21"/>
+                <w:szCs w:val="21"/>
+                <w:lang w:val="en-PH"/>
+              </w:rPr>
+            </w:pPr>
+            <w:r>
+              <w:rPr>
+                <w:rFonts w:ascii="Calibri" w:eastAsia="Calibri" w:hAnsi="Calibri" w:cs="Calibri"/>
+                <w:i/>
+                <w:iCs/>
+                <w:sz w:val="21"/>
+                <w:szCs w:val="21"/>
+                <w:lang w:val="en-PH"/>
+              </w:rPr>
+              <w:t>{label} — {</w:t>
+            </w:r>
+            <w:proofErr w:type="spellStart"/>
+            <w:r>
+              <w:rPr>
+                <w:rFonts w:ascii="Calibri" w:eastAsia="Calibri" w:hAnsi="Calibri" w:cs="Calibri"/>
+                <w:i/>
+                <w:iCs/>
+                <w:sz w:val="21"/>
+                <w:szCs w:val="21"/>
+                <w:lang w:val="en-PH"/>
+              </w:rPr>
+              <w:t>url</w:t>
+            </w:r>
+            <w:proofErr w:type="spellEnd"/>
+            <w:r>
+              <w:rPr>
+                <w:rFonts w:ascii="Calibri" w:eastAsia="Calibri" w:hAnsi="Calibri" w:cs="Calibri"/>
+                <w:i/>
+                <w:iCs/>
+                <w:sz w:val="21"/>
+                <w:szCs w:val="21"/>
+                <w:lang w:val="en-PH"/>
+              </w:rPr>
+              <w:t>}</w:t>
+            </w:r>
+          </w:p>
+          <w:p>
+            <w:pPr>
+              <w:spacing w:before="44" w:line="280" w:lineRule="auto"/>
+              <w:rPr>
+                <w:rFonts w:ascii="Calibri" w:eastAsia="Calibri" w:hAnsi="Calibri" w:cs="Calibri"/>
+                <w:i/>
+                <w:iCs/>
+                <w:sz w:val="21"/>
+                <w:szCs w:val="21"/>
+                <w:lang w:val="en-PH"/>
+              </w:rPr>
+            </w:pPr>
+            <w:r>
+              <w:rPr>
+                <w:rFonts w:ascii="Calibri" w:eastAsia="Calibri" w:hAnsi="Calibri" w:cs="Calibri"/>
+                <w:i/>
+                <w:iCs/>
+                <w:sz w:val="21"/>
+                <w:szCs w:val="21"/>
+                <w:lang w:val="en-PH"/>
+              </w:rPr>
+              <w:t>{/</w:t>
+            </w:r>
+            <w:proofErr w:type="spellStart"/>
+            <w:r>
+              <w:rPr>
+                <w:rFonts w:ascii="Calibri" w:eastAsia="Calibri" w:hAnsi="Calibri" w:cs="Calibri"/>
+                <w:i/>
+                <w:iCs/>
+                <w:sz w:val="21"/>
+                <w:szCs w:val="21"/>
+                <w:lang w:val="en-PH"/>
+              </w:rPr>
+              <w:t>lessonPrepResources</w:t>
+            </w:r>
+            <w:proofErr w:type="spellEnd"/>
+            <w:r>
+              <w:rPr>
+                <w:rFonts w:ascii="Calibri" w:eastAsia="Calibri" w:hAnsi="Calibri" w:cs="Calibri"/>
+                <w:i/>
+                <w:iCs/>
+                <w:sz w:val="21"/>
+                <w:szCs w:val="21"/>
+                <w:lang w:val="en-PH"/>
+              </w:rPr>
+              <w:t>}</w:t>
+            </w:r>
+          </w:p>
+          <w:p>
+            <w:pPr>
+              <w:spacing w:before="44" w:line="280" w:lineRule="auto"/>
+              <w:rPr>
+                <w:rFonts w:ascii="Calibri" w:eastAsia="Calibri" w:hAnsi="Calibri" w:cs="Calibri"/>
+                <w:i/>
+                <w:iCs/>
+                <w:sz w:val="21"/>
+                <w:szCs w:val="21"/>
+                <w:lang w:val="en-PH"/>
+              </w:rPr>
+            </w:pPr>
+            <w:r>
+              <w:rPr>
+                <w:rFonts w:ascii="Calibri" w:eastAsia="Calibri" w:hAnsi="Calibri" w:cs="Calibri"/>
+                <w:i/>
+                <w:iCs/>
+                <w:sz w:val="21"/>
+                <w:szCs w:val="21"/>
+                <w:lang w:val="en-PH"/>
+              </w:rPr>
+              <w:t>{</w:t>
+            </w:r>
+            <w:proofErr w:type="spellStart"/>
+            <w:r>
+              <w:rPr>
+                <w:rFonts w:ascii="Calibri" w:eastAsia="Calibri" w:hAnsi="Calibri" w:cs="Calibri"/>
+                <w:i/>
+                <w:iCs/>
+                <w:sz w:val="21"/>
+                <w:szCs w:val="21"/>
+                <w:lang w:val="en-PH"/>
+              </w:rPr>
+              <w:t>lessonPrepTransition</w:t>
+            </w:r>
+            <w:proofErr w:type="spellEnd"/>
+            <w:r>
+              <w:rPr>
+                <w:rFonts w:ascii="Calibri" w:eastAsia="Calibri" w:hAnsi="Calibri" w:cs="Calibri"/>
+                <w:i/>
+                <w:iCs/>
+                <w:sz w:val="21"/>
+                <w:szCs w:val="21"/>
+                <w:lang w:val="en-PH"/>
+              </w:rPr>
+              <w:t>}</w:t>
             </w:r>
           </w:p>
         </w:tc>
@@ -1916,31 +1492,31 @@
     </w:tbl>
     <w:p>
       <w:pPr>
-        <w:spacing w:before="0" w:after="0" w:line="120" w:lineRule="exact"/>
+        <w:spacing w:line="120" w:lineRule="exact"/>
       </w:pPr>
       <w:r>
         <w:rPr>
           <w:sz w:val="12"/>
           <w:szCs w:val="12"/>
         </w:rPr>
-        <w:t>{/isKeyTerms}</w:t>
+        <w:t>{/isLessonPrep}</w:t>
       </w:r>
     </w:p>
     <w:p>
       <w:pPr>
-        <w:spacing w:before="0" w:after="0" w:line="120" w:lineRule="exact"/>
+        <w:spacing w:line="120" w:lineRule="exact"/>
       </w:pPr>
       <w:r>
         <w:rPr>
           <w:sz w:val="12"/>
           <w:szCs w:val="12"/>
         </w:rPr>
-        <w:t>{#isTakeaways}</w:t>
+        <w:t>{#isConceptNotes}</w:t>
       </w:r>
     </w:p>
     <w:p>
       <w:pPr>
-        <w:spacing w:before="75"/>
+        <w:spacing w:before="61"/>
         <w:ind w:left="720"/>
         <w:rPr>
           <w:rFonts w:ascii="Arial"/>
@@ -1950,15 +1526,88 @@
       </w:pPr>
       <w:r>
         <w:rPr>
-          <w:rFonts w:ascii="Arial" w:hAnsi="Arial" w:cs="Arial" w:eastAsia="Arial"/>
-          <w:b/>
-          <w:bCs/>
+          <w:rFonts w:ascii="Arial"/>
+          <w:b/>
           <w:color w:val="006FC0"/>
           <w:sz w:val="24"/>
-          <w:szCs w:val="24"/>
-          <w:lang w:val="en-PH"/>
-        </w:rPr>
-        <w:t xml:space="preserve">Take Aways</w:t>
+        </w:rPr>
+        <w:t>Concept</w:t>
+      </w:r>
+      <w:r>
+        <w:rPr>
+          <w:rFonts w:ascii="Arial"/>
+          <w:b/>
+          <w:color w:val="006FC0"/>
+          <w:spacing w:val="-4"/>
+          <w:sz w:val="24"/>
+        </w:rPr>
+        <w:t xml:space="preserve"> </w:t>
+      </w:r>
+      <w:r>
+        <w:rPr>
+          <w:rFonts w:ascii="Arial"/>
+          <w:b/>
+          <w:color w:val="006FC0"/>
+          <w:sz w:val="24"/>
+        </w:rPr>
+        <w:t>Notes</w:t>
+      </w:r>
+      <w:r>
+        <w:rPr>
+          <w:rFonts w:ascii="Arial"/>
+          <w:b/>
+          <w:color w:val="006FC0"/>
+          <w:spacing w:val="-3"/>
+          <w:sz w:val="24"/>
+        </w:rPr>
+        <w:t xml:space="preserve"> </w:t>
+      </w:r>
+      <w:r>
+        <w:rPr>
+          <w:rFonts w:ascii="Arial"/>
+          <w:b/>
+          <w:color w:val="FF0000"/>
+          <w:sz w:val="28"/>
+        </w:rPr>
+        <w:t>P</w:t>
+      </w:r>
+      <w:r>
+        <w:rPr>
+          <w:rFonts w:ascii="Arial"/>
+          <w:b/>
+          <w:color w:val="006FC0"/>
+          <w:sz w:val="24"/>
+        </w:rPr>
+        <w:t>resentation</w:t>
+      </w:r>
+      <w:r>
+        <w:rPr>
+          <w:rFonts w:ascii="Arial"/>
+          <w:b/>
+          <w:color w:val="006FC0"/>
+          <w:spacing w:val="-1"/>
+          <w:sz w:val="24"/>
+        </w:rPr>
+        <w:t xml:space="preserve"> </w:t>
+      </w:r>
+      <w:r>
+        <w:rPr>
+          <w:rFonts w:ascii="Arial"/>
+          <w:b/>
+          <w:color w:val="C00000"/>
+          <w:sz w:val="18"/>
+        </w:rPr>
+        <w:t>(40</w:t>
+      </w:r>
+      <w:r>
+        <w:rPr>
+          <w:rFonts w:ascii="Arial"/>
+          <w:b/>
+          <w:color w:val="C00000"/>
+          <w:spacing w:val="-2"/>
+          <w:sz w:val="18"/>
+        </w:rPr>
+        <w:t xml:space="preserve"> minutes)</w:t>
       </w:r>
     </w:p>
     <w:tbl>
@@ -1990,56 +1639,16 @@
             <w:tcW w:w="5000" w:type="pct"/>
           </w:tcPr>
           <w:p>
-            <w:pPr>
-              <w:spacing w:before="0" w:after="0" w:line="120" w:lineRule="exact"/>
-            </w:pPr>
-            <w:r>
-              <w:rPr>
-                <w:sz w:val="12"/>
-                <w:szCs w:val="12"/>
-              </w:rPr>
-              <w:t>{#takeaways}</w:t>
-            </w:r>
-          </w:p>
-          <w:p>
-            <w:pPr>
-              <w:numPr>
-                <w:ilvl w:val="0"/>
-                <w:numId w:val="3"/>
-              </w:numPr>
-              <w:spacing w:before="44" w:line="280" w:lineRule="auto"/>
-              <w:ind w:right="858" w:firstLine="131"/>
-              <w:rPr>
-                <w:rFonts w:ascii="Calibri" w:hAnsi="Calibri" w:cs="Calibri" w:eastAsia="Calibri"/>
-                <w:i/>
-                <w:iCs/>
-                <w:sz w:val="21"/>
-                <w:szCs w:val="21"/>
-                <w:lang w:val="en-PH"/>
-              </w:rPr>
-            </w:pPr>
-            <w:r>
-              <w:rPr>
-                <w:rFonts w:ascii="Calibri" w:hAnsi="Calibri" w:cs="Calibri" w:eastAsia="Calibri"/>
-                <w:i/>
-                <w:iCs/>
-                <w:sz w:val="21"/>
-                <w:szCs w:val="21"/>
-                <w:lang w:val="en-PH"/>
-              </w:rPr>
-              <w:t xml:space="preserve">{.}</w:t>
-            </w:r>
-          </w:p>
-          <w:p>
-            <w:pPr>
-              <w:spacing w:before="0" w:after="0" w:line="120" w:lineRule="exact"/>
-            </w:pPr>
-            <w:r>
-              <w:rPr>
-                <w:sz w:val="12"/>
-                <w:szCs w:val="12"/>
-              </w:rPr>
-              <w:t>{/takeaways}</w:t>
+            <w:r>
+              <w:rPr>
+                <w:rFonts w:ascii="Calibri" w:eastAsia="Calibri" w:hAnsi="Calibri" w:cs="Calibri"/>
+                <w:i/>
+                <w:iCs/>
+                <w:sz w:val="21"/>
+                <w:szCs w:val="21"/>
+                <w:lang w:val="en-PH"/>
+              </w:rPr>
+              <w:t>{conceptNotesText}</w:t>
             </w:r>
           </w:p>
         </w:tc>
@@ -2047,26 +1656,26 @@
     </w:tbl>
     <w:p>
       <w:pPr>
-        <w:spacing w:before="0" w:after="0" w:line="120" w:lineRule="exact"/>
+        <w:spacing w:line="120" w:lineRule="exact"/>
       </w:pPr>
       <w:r>
         <w:rPr>
           <w:sz w:val="12"/>
           <w:szCs w:val="12"/>
         </w:rPr>
-        <w:t>{/isTakeaways}</w:t>
+        <w:t>{/isConceptNotes}</w:t>
       </w:r>
     </w:p>
     <w:p>
       <w:pPr>
-        <w:spacing w:before="0" w:after="0" w:line="120" w:lineRule="exact"/>
+        <w:spacing w:line="120" w:lineRule="exact"/>
       </w:pPr>
       <w:r>
         <w:rPr>
           <w:sz w:val="12"/>
           <w:szCs w:val="12"/>
         </w:rPr>
-        <w:t>{#isGuidedPractice}</w:t>
+        <w:t>{#isKeyTerms}</w:t>
       </w:r>
     </w:p>
     <w:p>
@@ -2081,216 +1690,15 @@
       </w:pPr>
       <w:r>
         <w:rPr>
-          <w:rFonts w:ascii="Arial"/>
-          <w:b/>
+          <w:rFonts w:ascii="Arial" w:eastAsia="Arial" w:hAnsi="Arial" w:cs="Arial"/>
+          <w:b/>
+          <w:bCs/>
           <w:color w:val="006FC0"/>
           <w:sz w:val="24"/>
-        </w:rPr>
-        <w:t>Guided</w:t>
-      </w:r>
-      <w:r>
-        <w:rPr>
-          <w:rFonts w:ascii="Arial"/>
-          <w:b/>
-          <w:color w:val="006FC0"/>
-          <w:spacing w:val="-4"/>
-          <w:sz w:val="24"/>
-        </w:rPr>
-        <w:t xml:space="preserve"> </w:t>
-      </w:r>
-      <w:r>
-        <w:rPr>
-          <w:rFonts w:ascii="Arial"/>
-          <w:b/>
-          <w:color w:val="FF0000"/>
-          <w:sz w:val="24"/>
-        </w:rPr>
-        <w:t>P</w:t>
-      </w:r>
-      <w:r>
-        <w:rPr>
-          <w:rFonts w:ascii="Arial"/>
-          <w:b/>
-          <w:color w:val="006FC0"/>
-          <w:sz w:val="24"/>
-        </w:rPr>
-        <w:t>ractice</w:t>
-      </w:r>
-      <w:r>
-        <w:rPr>
-          <w:rFonts w:ascii="Arial"/>
-          <w:b/>
-          <w:color w:val="006FC0"/>
-          <w:spacing w:val="-3"/>
-          <w:sz w:val="24"/>
-        </w:rPr>
-        <w:t xml:space="preserve"> </w:t>
-      </w:r>
-      <w:r>
-        <w:rPr>
-          <w:rFonts w:ascii="Arial"/>
-          <w:b/>
-          <w:color w:val="C00000"/>
-          <w:sz w:val="18"/>
-        </w:rPr>
-        <w:t>(30</w:t>
-      </w:r>
-      <w:r>
-        <w:rPr>
-          <w:rFonts w:ascii="Arial"/>
-          <w:b/>
-          <w:color w:val="C00000"/>
-          <w:spacing w:val="-1"/>
-          <w:sz w:val="18"/>
-        </w:rPr>
-        <w:t xml:space="preserve"> </w:t>
-      </w:r>
-      <w:r>
-        <w:rPr>
-          <w:rFonts w:ascii="Arial"/>
-          <w:b/>
-          <w:color w:val="C00000"/>
-          <w:spacing w:val="-2"/>
-          <w:sz w:val="18"/>
-        </w:rPr>
-        <w:t>minutes)</w:t>
-      </w:r>
-    </w:p>
-    <w:tbl>
-      <w:tblPr>
-        <w:tblW w:w="4473" w:type="pct"/>
-        <w:tblInd w:w="869" w:type="dxa"/>
-        <w:tblBorders>
-          <w:top w:val="single" w:sz="12" w:space="0" w:color="E97031"/>
-          <w:left w:val="single" w:sz="12" w:space="0" w:color="E97031"/>
-          <w:bottom w:val="single" w:sz="12" w:space="0" w:color="E97031"/>
-          <w:right w:val="single" w:sz="12" w:space="0" w:color="E97031"/>
-          <w:insideH w:val="single" w:sz="12" w:space="0" w:color="E97031"/>
-          <w:insideV w:val="single" w:sz="12" w:space="0" w:color="E97031"/>
-        </w:tblBorders>
-        <w:tblCellMar>
-          <w:top w:w="120" w:type="dxa"/>
-          <w:left w:w="160" w:type="dxa"/>
-          <w:bottom w:w="120" w:type="dxa"/>
-          <w:right w:w="160" w:type="dxa"/>
-        </w:tblCellMar>
-        <w:tblLook w:val="0000" w:firstRow="0" w:lastRow="0" w:firstColumn="0" w:lastColumn="0" w:noHBand="0" w:noVBand="0"/>
-      </w:tblPr>
-      <w:tblGrid>
-        <w:gridCol w:w="10914"/>
-      </w:tblGrid>
-      <w:tr>
-        <w:tc>
-          <w:tcPr>
-            <w:tcW w:w="5000" w:type="pct"/>
-          </w:tcPr>
-          <w:p>
-            <w:r>
-              <w:rPr>
-                <w:rFonts w:ascii="Calibri" w:eastAsia="Calibri" w:hAnsi="Calibri" w:cs="Calibri"/>
-                <w:i/>
-                <w:iCs/>
-                <w:sz w:val="21"/>
-                <w:szCs w:val="21"/>
-                <w:lang w:val="en-PH"/>
-              </w:rPr>
-              <w:t>{guidedPracticeText}</w:t>
-            </w:r>
-          </w:p>
-        </w:tc>
-      </w:tr>
-    </w:tbl>
-    <w:p>
-      <w:pPr>
-        <w:spacing w:before="0" w:after="0" w:line="120" w:lineRule="exact"/>
-      </w:pPr>
-      <w:r>
-        <w:rPr>
-          <w:sz w:val="12"/>
-          <w:szCs w:val="12"/>
-        </w:rPr>
-        <w:t>{/isGuidedPractice}</w:t>
-      </w:r>
-    </w:p>
-    <w:p>
-      <w:pPr>
-        <w:spacing w:before="0" w:after="0" w:line="120" w:lineRule="exact"/>
-      </w:pPr>
-      <w:r>
-        <w:rPr>
-          <w:sz w:val="12"/>
-          <w:szCs w:val="12"/>
-        </w:rPr>
-        <w:t>{#isPerformanceTask}</w:t>
-      </w:r>
-    </w:p>
-    <w:p>
-      <w:pPr>
-        <w:spacing w:before="75"/>
-        <w:ind w:left="720"/>
-        <w:rPr>
-          <w:rFonts w:ascii="Arial"/>
-          <w:b/>
-          <w:sz w:val="18"/>
-        </w:rPr>
-      </w:pPr>
-      <w:r>
-        <w:rPr>
-          <w:rFonts w:ascii="Arial"/>
-          <w:b/>
-          <w:color w:val="006FC0"/>
-          <w:sz w:val="24"/>
-        </w:rPr>
-        <w:t>Performance</w:t>
-      </w:r>
-      <w:r>
-        <w:rPr>
-          <w:rFonts w:ascii="Arial"/>
-          <w:b/>
-          <w:color w:val="006FC0"/>
-          <w:spacing w:val="-6"/>
-          <w:sz w:val="24"/>
-        </w:rPr>
-        <w:t xml:space="preserve"> </w:t>
-      </w:r>
-      <w:proofErr w:type="gramStart"/>
-      <w:r>
-        <w:rPr>
-          <w:rFonts w:ascii="Arial"/>
-          <w:b/>
-          <w:color w:val="006FC0"/>
-          <w:sz w:val="24"/>
-        </w:rPr>
-        <w:t>Task</w:t>
-      </w:r>
-      <w:r>
-        <w:rPr>
-          <w:rFonts w:ascii="Arial"/>
-          <w:b/>
-          <w:color w:val="C00000"/>
-          <w:sz w:val="18"/>
-        </w:rPr>
-        <w:t>(</w:t>
-      </w:r>
-      <w:proofErr w:type="gramEnd"/>
-      <w:r>
-        <w:rPr>
-          <w:rFonts w:ascii="Arial"/>
-          <w:b/>
-          <w:color w:val="C00000"/>
-          <w:sz w:val="18"/>
-        </w:rPr>
-        <w:t>30</w:t>
-      </w:r>
-      <w:r>
-        <w:rPr>
-          <w:rFonts w:ascii="Arial"/>
-          <w:b/>
-          <w:color w:val="C00000"/>
-          <w:spacing w:val="-2"/>
-          <w:sz w:val="18"/>
-        </w:rPr>
-        <w:t xml:space="preserve"> minutes)</w:t>
+          <w:szCs w:val="24"/>
+          <w:lang w:val="en-PH"/>
+        </w:rPr>
+        <w:t>Key Terms</w:t>
       </w:r>
     </w:p>
     <w:tbl>
@@ -2322,40 +1730,64 @@
             <w:tcW w:w="5000" w:type="pct"/>
           </w:tcPr>
           <w:p>
-            <w:r>
-              <w:rPr>
-                <w:rFonts w:ascii="Calibri" w:eastAsia="Calibri" w:hAnsi="Calibri" w:cs="Calibri"/>
-                <w:i/>
-                <w:iCs/>
-                <w:sz w:val="21"/>
-                <w:szCs w:val="21"/>
-                <w:lang w:val="en-PH"/>
-              </w:rPr>
-              <w:t>{</w:t>
-            </w:r>
-            <w:proofErr w:type="spellStart"/>
-            <w:r>
-              <w:rPr>
-                <w:rFonts w:ascii="Calibri" w:eastAsia="Calibri" w:hAnsi="Calibri" w:cs="Calibri"/>
-                <w:i/>
-                <w:iCs/>
-                <w:sz w:val="21"/>
-                <w:szCs w:val="21"/>
-                <w:lang w:val="en-PH"/>
-              </w:rPr>
-              <w:t>performanceTaskText</w:t>
-            </w:r>
-            <w:proofErr w:type="spellEnd"/>
-            <w:r>
-              <w:rPr>
-                <w:rFonts w:ascii="Calibri" w:eastAsia="Calibri" w:hAnsi="Calibri" w:cs="Calibri"/>
-                <w:i/>
-                <w:iCs/>
-                <w:sz w:val="21"/>
-                <w:szCs w:val="21"/>
-                <w:lang w:val="en-PH"/>
-              </w:rPr>
-              <w:t>}</w:t>
+            <w:pPr>
+              <w:spacing w:line="120" w:lineRule="exact"/>
+            </w:pPr>
+            <w:r>
+              <w:rPr>
+                <w:sz w:val="12"/>
+                <w:szCs w:val="12"/>
+              </w:rPr>
+              <w:t>{#keyTerms}</w:t>
+            </w:r>
+          </w:p>
+          <w:p>
+            <w:pPr>
+              <w:spacing w:before="44" w:line="280" w:lineRule="auto"/>
+              <w:rPr>
+                <w:rFonts w:ascii="Calibri" w:eastAsia="Calibri" w:hAnsi="Calibri" w:cs="Calibri"/>
+                <w:i/>
+                <w:iCs/>
+                <w:sz w:val="21"/>
+                <w:szCs w:val="21"/>
+                <w:lang w:val="en-PH"/>
+              </w:rPr>
+            </w:pPr>
+            <w:r>
+              <w:rPr>
+                <w:rFonts w:ascii="Calibri" w:eastAsia="Calibri" w:hAnsi="Calibri" w:cs="Calibri"/>
+                <w:b/>
+                <w:bCs/>
+                <w:i/>
+                <w:iCs/>
+                <w:sz w:val="21"/>
+                <w:szCs w:val="21"/>
+                <w:lang w:val="en-PH"/>
+              </w:rPr>
+              <w:t>{term}</w:t>
+            </w:r>
+            <w:r>
+              <w:rPr>
+                <w:rFonts w:ascii="Calibri" w:eastAsia="Calibri" w:hAnsi="Calibri" w:cs="Calibri"/>
+                <w:i/>
+                <w:iCs/>
+                <w:sz w:val="21"/>
+                <w:szCs w:val="21"/>
+                <w:lang w:val="en-PH"/>
+              </w:rPr>
+              <w:t xml:space="preserve"> — {meaning}</w:t>
+            </w:r>
+          </w:p>
+          <w:p>
+            <w:pPr>
+              <w:spacing w:line="120" w:lineRule="exact"/>
+            </w:pPr>
+            <w:r>
+              <w:rPr>
+                <w:sz w:val="12"/>
+                <w:szCs w:val="12"/>
+              </w:rPr>
+              <w:t>{/keyTerms}</w:t>
             </w:r>
           </w:p>
         </w:tc>
@@ -2363,26 +1795,26 @@
     </w:tbl>
     <w:p>
       <w:pPr>
-        <w:spacing w:before="0" w:after="0" w:line="120" w:lineRule="exact"/>
+        <w:spacing w:line="120" w:lineRule="exact"/>
       </w:pPr>
       <w:r>
         <w:rPr>
           <w:sz w:val="12"/>
           <w:szCs w:val="12"/>
         </w:rPr>
-        <w:t>{/isPerformanceTask}</w:t>
+        <w:t>{/isKeyTerms}</w:t>
       </w:r>
     </w:p>
     <w:p>
       <w:pPr>
-        <w:spacing w:before="0" w:after="0" w:line="120" w:lineRule="exact"/>
+        <w:spacing w:line="120" w:lineRule="exact"/>
       </w:pPr>
       <w:r>
         <w:rPr>
           <w:sz w:val="12"/>
           <w:szCs w:val="12"/>
         </w:rPr>
-        <w:t>{#isCustom}</w:t>
+        <w:t>{#isTakeaways}</w:t>
       </w:r>
     </w:p>
     <w:p>
@@ -2397,12 +1829,15 @@
       </w:pPr>
       <w:r>
         <w:rPr>
-          <w:rFonts w:ascii="Arial"/>
-          <w:b/>
+          <w:rFonts w:ascii="Arial" w:eastAsia="Arial" w:hAnsi="Arial" w:cs="Arial"/>
+          <w:b/>
+          <w:bCs/>
           <w:color w:val="006FC0"/>
           <w:sz w:val="24"/>
-        </w:rPr>
-        <w:t>{sectionTitle}</w:t>
+          <w:szCs w:val="24"/>
+          <w:lang w:val="en-PH"/>
+        </w:rPr>
+        <w:t>Take Aways</w:t>
       </w:r>
     </w:p>
     <w:tbl>
@@ -2434,16 +1869,56 @@
             <w:tcW w:w="5000" w:type="pct"/>
           </w:tcPr>
           <w:p>
-            <w:r>
-              <w:rPr>
-                <w:rFonts w:ascii="Calibri" w:eastAsia="Calibri" w:hAnsi="Calibri" w:cs="Calibri"/>
-                <w:i/>
-                <w:iCs/>
-                <w:sz w:val="21"/>
-                <w:szCs w:val="21"/>
-                <w:lang w:val="en-PH"/>
-              </w:rPr>
-              <w:t>{sectionContent}</w:t>
+            <w:pPr>
+              <w:spacing w:line="120" w:lineRule="exact"/>
+            </w:pPr>
+            <w:r>
+              <w:rPr>
+                <w:sz w:val="12"/>
+                <w:szCs w:val="12"/>
+              </w:rPr>
+              <w:t>{#takeaways}</w:t>
+            </w:r>
+          </w:p>
+          <w:p>
+            <w:pPr>
+              <w:numPr>
+                <w:ilvl w:val="0"/>
+                <w:numId w:val="3"/>
+              </w:numPr>
+              <w:spacing w:before="44" w:line="280" w:lineRule="auto"/>
+              <w:ind w:left="360"/>
+              <w:rPr>
+                <w:rFonts w:ascii="Calibri" w:eastAsia="Calibri" w:hAnsi="Calibri" w:cs="Calibri"/>
+                <w:i/>
+                <w:iCs/>
+                <w:sz w:val="21"/>
+                <w:szCs w:val="21"/>
+                <w:lang w:val="en-PH"/>
+              </w:rPr>
+            </w:pPr>
+            <w:r>
+              <w:rPr>
+                <w:rFonts w:ascii="Calibri" w:eastAsia="Calibri" w:hAnsi="Calibri" w:cs="Calibri"/>
+                <w:i/>
+                <w:iCs/>
+                <w:sz w:val="21"/>
+                <w:szCs w:val="21"/>
+                <w:lang w:val="en-PH"/>
+              </w:rPr>
+              <w:t>{.}</w:t>
+            </w:r>
+          </w:p>
+          <w:p>
+            <w:pPr>
+              <w:spacing w:line="120" w:lineRule="exact"/>
+            </w:pPr>
+            <w:r>
+              <w:rPr>
+                <w:sz w:val="12"/>
+                <w:szCs w:val="12"/>
+              </w:rPr>
+              <w:t>{/takeaways}</w:t>
             </w:r>
           </w:p>
         </w:tc>
@@ -2451,19 +1926,425 @@
     </w:tbl>
     <w:p>
       <w:pPr>
-        <w:spacing w:before="0" w:after="0" w:line="120" w:lineRule="exact"/>
+        <w:spacing w:line="120" w:lineRule="exact"/>
       </w:pPr>
       <w:r>
         <w:rPr>
           <w:sz w:val="12"/>
           <w:szCs w:val="12"/>
         </w:rPr>
-        <w:t>{/isCustom}</w:t>
+        <w:t>{/isTakeaways}</w:t>
       </w:r>
     </w:p>
     <w:p>
       <w:pPr>
-        <w:spacing w:before="0" w:after="0" w:line="120" w:lineRule="exact"/>
+        <w:spacing w:line="120" w:lineRule="exact"/>
+      </w:pPr>
+      <w:r>
+        <w:rPr>
+          <w:sz w:val="12"/>
+          <w:szCs w:val="12"/>
+        </w:rPr>
+        <w:t>{#isGuidedPractice}</w:t>
+      </w:r>
+    </w:p>
+    <w:p>
+      <w:pPr>
+        <w:spacing w:before="75"/>
+        <w:ind w:left="720"/>
+        <w:rPr>
+          <w:rFonts w:ascii="Arial"/>
+          <w:b/>
+          <w:sz w:val="18"/>
+        </w:rPr>
+      </w:pPr>
+      <w:r>
+        <w:rPr>
+          <w:rFonts w:ascii="Arial"/>
+          <w:b/>
+          <w:color w:val="006FC0"/>
+          <w:sz w:val="24"/>
+        </w:rPr>
+        <w:lastRenderedPageBreak/>
+        <w:t>Guided</w:t>
+      </w:r>
+      <w:r>
+        <w:rPr>
+          <w:rFonts w:ascii="Arial"/>
+          <w:b/>
+          <w:color w:val="006FC0"/>
+          <w:spacing w:val="-4"/>
+          <w:sz w:val="24"/>
+        </w:rPr>
+        <w:t xml:space="preserve"> </w:t>
+      </w:r>
+      <w:r>
+        <w:rPr>
+          <w:rFonts w:ascii="Arial"/>
+          <w:b/>
+          <w:color w:val="FF0000"/>
+          <w:sz w:val="24"/>
+        </w:rPr>
+        <w:t>P</w:t>
+      </w:r>
+      <w:r>
+        <w:rPr>
+          <w:rFonts w:ascii="Arial"/>
+          <w:b/>
+          <w:color w:val="006FC0"/>
+          <w:sz w:val="24"/>
+        </w:rPr>
+        <w:t>ractice</w:t>
+      </w:r>
+      <w:r>
+        <w:rPr>
+          <w:rFonts w:ascii="Arial"/>
+          <w:b/>
+          <w:color w:val="006FC0"/>
+          <w:spacing w:val="-3"/>
+          <w:sz w:val="24"/>
+        </w:rPr>
+        <w:t xml:space="preserve"> </w:t>
+      </w:r>
+      <w:r>
+        <w:rPr>
+          <w:rFonts w:ascii="Arial"/>
+          <w:b/>
+          <w:color w:val="C00000"/>
+          <w:sz w:val="18"/>
+        </w:rPr>
+        <w:t>(30</w:t>
+      </w:r>
+      <w:r>
+        <w:rPr>
+          <w:rFonts w:ascii="Arial"/>
+          <w:b/>
+          <w:color w:val="C00000"/>
+          <w:spacing w:val="-1"/>
+          <w:sz w:val="18"/>
+        </w:rPr>
+        <w:t xml:space="preserve"> </w:t>
+      </w:r>
+      <w:r>
+        <w:rPr>
+          <w:rFonts w:ascii="Arial"/>
+          <w:b/>
+          <w:color w:val="C00000"/>
+          <w:spacing w:val="-2"/>
+          <w:sz w:val="18"/>
+        </w:rPr>
+        <w:t>minutes)</w:t>
+      </w:r>
+    </w:p>
+    <w:tbl>
+      <w:tblPr>
+        <w:tblW w:w="4477" w:type="pct"/>
+        <w:tblInd w:w="860" w:type="dxa"/>
+        <w:tblBorders>
+          <w:top w:val="single" w:sz="12" w:space="0" w:color="E97031"/>
+          <w:left w:val="single" w:sz="12" w:space="0" w:color="E97031"/>
+          <w:bottom w:val="single" w:sz="12" w:space="0" w:color="E97031"/>
+          <w:right w:val="single" w:sz="12" w:space="0" w:color="E97031"/>
+          <w:insideH w:val="single" w:sz="12" w:space="0" w:color="E97031"/>
+          <w:insideV w:val="single" w:sz="12" w:space="0" w:color="E97031"/>
+        </w:tblBorders>
+        <w:tblCellMar>
+          <w:top w:w="120" w:type="dxa"/>
+          <w:left w:w="160" w:type="dxa"/>
+          <w:bottom w:w="120" w:type="dxa"/>
+          <w:right w:w="160" w:type="dxa"/>
+        </w:tblCellMar>
+        <w:tblLook w:val="0000" w:firstRow="0" w:lastRow="0" w:firstColumn="0" w:lastColumn="0" w:noHBand="0" w:noVBand="0"/>
+      </w:tblPr>
+      <w:tblGrid>
+        <w:gridCol w:w="10924"/>
+      </w:tblGrid>
+      <w:tr>
+        <w:tc>
+          <w:tcPr>
+            <w:tcW w:w="5000" w:type="pct"/>
+          </w:tcPr>
+          <w:p>
+            <w:r>
+              <w:rPr>
+                <w:rFonts w:ascii="Calibri" w:eastAsia="Calibri" w:hAnsi="Calibri" w:cs="Calibri"/>
+                <w:i/>
+                <w:iCs/>
+                <w:sz w:val="21"/>
+                <w:szCs w:val="21"/>
+                <w:lang w:val="en-PH"/>
+              </w:rPr>
+              <w:t>{guidedPracticeText}</w:t>
+            </w:r>
+          </w:p>
+        </w:tc>
+      </w:tr>
+    </w:tbl>
+    <w:p>
+      <w:pPr>
+        <w:spacing w:line="120" w:lineRule="exact"/>
+      </w:pPr>
+      <w:r>
+        <w:rPr>
+          <w:sz w:val="12"/>
+          <w:szCs w:val="12"/>
+        </w:rPr>
+        <w:t>{/isGuidedPractice}</w:t>
+      </w:r>
+    </w:p>
+    <w:p>
+      <w:pPr>
+        <w:spacing w:line="120" w:lineRule="exact"/>
+      </w:pPr>
+      <w:r>
+        <w:rPr>
+          <w:sz w:val="12"/>
+          <w:szCs w:val="12"/>
+        </w:rPr>
+        <w:t>{#isPerformanceTask}</w:t>
+      </w:r>
+    </w:p>
+    <w:p>
+      <w:pPr>
+        <w:spacing w:before="75"/>
+        <w:ind w:left="720"/>
+        <w:rPr>
+          <w:rFonts w:ascii="Arial"/>
+          <w:b/>
+          <w:sz w:val="18"/>
+        </w:rPr>
+      </w:pPr>
+      <w:r>
+        <w:rPr>
+          <w:rFonts w:ascii="Arial"/>
+          <w:b/>
+          <w:color w:val="006FC0"/>
+          <w:sz w:val="24"/>
+        </w:rPr>
+        <w:t>Performance</w:t>
+      </w:r>
+      <w:r>
+        <w:rPr>
+          <w:rFonts w:ascii="Arial"/>
+          <w:b/>
+          <w:color w:val="006FC0"/>
+          <w:spacing w:val="-6"/>
+          <w:sz w:val="24"/>
+        </w:rPr>
+        <w:t xml:space="preserve"> </w:t>
+      </w:r>
+      <w:proofErr w:type="gramStart"/>
+      <w:r>
+        <w:rPr>
+          <w:rFonts w:ascii="Arial"/>
+          <w:b/>
+          <w:color w:val="006FC0"/>
+          <w:sz w:val="24"/>
+        </w:rPr>
+        <w:t>Task</w:t>
+      </w:r>
+      <w:r>
+        <w:rPr>
+          <w:rFonts w:ascii="Arial"/>
+          <w:b/>
+          <w:color w:val="C00000"/>
+          <w:sz w:val="18"/>
+        </w:rPr>
+        <w:t>(</w:t>
+      </w:r>
+      <w:proofErr w:type="gramEnd"/>
+      <w:r>
+        <w:rPr>
+          <w:rFonts w:ascii="Arial"/>
+          <w:b/>
+          <w:color w:val="C00000"/>
+          <w:sz w:val="18"/>
+        </w:rPr>
+        <w:t>30</w:t>
+      </w:r>
+      <w:r>
+        <w:rPr>
+          <w:rFonts w:ascii="Arial"/>
+          <w:b/>
+          <w:color w:val="C00000"/>
+          <w:spacing w:val="-2"/>
+          <w:sz w:val="18"/>
+        </w:rPr>
+        <w:t xml:space="preserve"> minutes)</w:t>
+      </w:r>
+    </w:p>
+    <w:tbl>
+      <w:tblPr>
+        <w:tblW w:w="4477" w:type="pct"/>
+        <w:tblInd w:w="860" w:type="dxa"/>
+        <w:tblBorders>
+          <w:top w:val="single" w:sz="12" w:space="0" w:color="E97031"/>
+          <w:left w:val="single" w:sz="12" w:space="0" w:color="E97031"/>
+          <w:bottom w:val="single" w:sz="12" w:space="0" w:color="E97031"/>
+          <w:right w:val="single" w:sz="12" w:space="0" w:color="E97031"/>
+          <w:insideH w:val="single" w:sz="12" w:space="0" w:color="E97031"/>
+          <w:insideV w:val="single" w:sz="12" w:space="0" w:color="E97031"/>
+        </w:tblBorders>
+        <w:tblCellMar>
+          <w:top w:w="120" w:type="dxa"/>
+          <w:left w:w="160" w:type="dxa"/>
+          <w:bottom w:w="120" w:type="dxa"/>
+          <w:right w:w="160" w:type="dxa"/>
+        </w:tblCellMar>
+        <w:tblLook w:val="0000" w:firstRow="0" w:lastRow="0" w:firstColumn="0" w:lastColumn="0" w:noHBand="0" w:noVBand="0"/>
+      </w:tblPr>
+      <w:tblGrid>
+        <w:gridCol w:w="10924"/>
+      </w:tblGrid>
+      <w:tr>
+        <w:tc>
+          <w:tcPr>
+            <w:tcW w:w="5000" w:type="pct"/>
+          </w:tcPr>
+          <w:p>
+            <w:r>
+              <w:rPr>
+                <w:rFonts w:ascii="Calibri" w:eastAsia="Calibri" w:hAnsi="Calibri" w:cs="Calibri"/>
+                <w:i/>
+                <w:iCs/>
+                <w:sz w:val="21"/>
+                <w:szCs w:val="21"/>
+                <w:lang w:val="en-PH"/>
+              </w:rPr>
+              <w:t>{</w:t>
+            </w:r>
+            <w:proofErr w:type="spellStart"/>
+            <w:r>
+              <w:rPr>
+                <w:rFonts w:ascii="Calibri" w:eastAsia="Calibri" w:hAnsi="Calibri" w:cs="Calibri"/>
+                <w:i/>
+                <w:iCs/>
+                <w:sz w:val="21"/>
+                <w:szCs w:val="21"/>
+                <w:lang w:val="en-PH"/>
+              </w:rPr>
+              <w:t>performanceTaskText</w:t>
+            </w:r>
+            <w:proofErr w:type="spellEnd"/>
+            <w:r>
+              <w:rPr>
+                <w:rFonts w:ascii="Calibri" w:eastAsia="Calibri" w:hAnsi="Calibri" w:cs="Calibri"/>
+                <w:i/>
+                <w:iCs/>
+                <w:sz w:val="21"/>
+                <w:szCs w:val="21"/>
+                <w:lang w:val="en-PH"/>
+              </w:rPr>
+              <w:t>}</w:t>
+            </w:r>
+          </w:p>
+        </w:tc>
+      </w:tr>
+    </w:tbl>
+    <w:p>
+      <w:pPr>
+        <w:spacing w:line="120" w:lineRule="exact"/>
+      </w:pPr>
+      <w:r>
+        <w:rPr>
+          <w:sz w:val="12"/>
+          <w:szCs w:val="12"/>
+        </w:rPr>
+        <w:t>{/isPerformanceTask}</w:t>
+      </w:r>
+    </w:p>
+    <w:p>
+      <w:pPr>
+        <w:spacing w:line="120" w:lineRule="exact"/>
+      </w:pPr>
+      <w:r>
+        <w:rPr>
+          <w:sz w:val="12"/>
+          <w:szCs w:val="12"/>
+        </w:rPr>
+        <w:t>{#isCustom}</w:t>
+      </w:r>
+    </w:p>
+    <w:p>
+      <w:pPr>
+        <w:spacing w:before="75"/>
+        <w:ind w:left="720"/>
+        <w:rPr>
+          <w:rFonts w:ascii="Arial"/>
+          <w:b/>
+          <w:sz w:val="18"/>
+        </w:rPr>
+      </w:pPr>
+      <w:r>
+        <w:rPr>
+          <w:rFonts w:ascii="Arial"/>
+          <w:b/>
+          <w:color w:val="006FC0"/>
+          <w:sz w:val="24"/>
+        </w:rPr>
+        <w:t>{sectionTitle}</w:t>
+      </w:r>
+    </w:p>
+    <w:tbl>
+      <w:tblPr>
+        <w:tblW w:w="4477" w:type="pct"/>
+        <w:tblInd w:w="860" w:type="dxa"/>
+        <w:tblBorders>
+          <w:top w:val="single" w:sz="12" w:space="0" w:color="E97031"/>
+          <w:left w:val="single" w:sz="12" w:space="0" w:color="E97031"/>
+          <w:bottom w:val="single" w:sz="12" w:space="0" w:color="E97031"/>
+          <w:right w:val="single" w:sz="12" w:space="0" w:color="E97031"/>
+          <w:insideH w:val="single" w:sz="12" w:space="0" w:color="E97031"/>
+          <w:insideV w:val="single" w:sz="12" w:space="0" w:color="E97031"/>
+        </w:tblBorders>
+        <w:tblCellMar>
+          <w:top w:w="120" w:type="dxa"/>
+          <w:left w:w="160" w:type="dxa"/>
+          <w:bottom w:w="120" w:type="dxa"/>
+          <w:right w:w="160" w:type="dxa"/>
+        </w:tblCellMar>
+        <w:tblLook w:val="0000" w:firstRow="0" w:lastRow="0" w:firstColumn="0" w:lastColumn="0" w:noHBand="0" w:noVBand="0"/>
+      </w:tblPr>
+      <w:tblGrid>
+        <w:gridCol w:w="10924"/>
+      </w:tblGrid>
+      <w:tr>
+        <w:tc>
+          <w:tcPr>
+            <w:tcW w:w="5000" w:type="pct"/>
+          </w:tcPr>
+          <w:p>
+            <w:r>
+              <w:rPr>
+                <w:rFonts w:ascii="Calibri" w:eastAsia="Calibri" w:hAnsi="Calibri" w:cs="Calibri"/>
+                <w:i/>
+                <w:iCs/>
+                <w:sz w:val="21"/>
+                <w:szCs w:val="21"/>
+                <w:lang w:val="en-PH"/>
+              </w:rPr>
+              <w:t>{sectionContent}</w:t>
+            </w:r>
+          </w:p>
+        </w:tc>
+      </w:tr>
+    </w:tbl>
+    <w:p>
+      <w:pPr>
+        <w:spacing w:line="120" w:lineRule="exact"/>
+      </w:pPr>
+      <w:r>
+        <w:rPr>
+          <w:sz w:val="12"/>
+          <w:szCs w:val="12"/>
+        </w:rPr>
+        <w:t>{/isCustom}</w:t>
+      </w:r>
+    </w:p>
+    <w:p/>
+    <w:p>
+      <w:pPr>
+        <w:spacing w:line="120" w:lineRule="exact"/>
       </w:pPr>
       <w:r>
         <w:rPr>

--- a/backend/templates/sas-template.docx
+++ b/backend/templates/sas-template.docx
@@ -133,7 +133,7 @@
           </mc:Choice>
           <mc:Fallback>
             <w:pict>
-              <v:shape w14:anchorId="204AE945" id="Graphic 1" o:spid="_x0000_s1026" style="position:absolute;margin-left:361.3pt;margin-top:.15pt;width:.1pt;height:100.3pt;z-index:-251662848;visibility:visible;mso-wrap-style:square;mso-wrap-distance-left:0;mso-wrap-distance-top:0;mso-wrap-distance-right:0;mso-wrap-distance-bottom:0;mso-position-horizontal:absolute;mso-position-horizontal-relative:page;mso-position-vertical:absolute;mso-position-vertical-relative:text;v-text-anchor:top" coordsize="1270,1273810" o:gfxdata="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" path="m,l,1273810e" filled="f" strokeweight="2.25pt">
+              <v:shape w14:anchorId="52DBB399" id="Graphic 1" o:spid="_x0000_s1026" style="position:absolute;margin-left:361.3pt;margin-top:.15pt;width:.1pt;height:100.3pt;z-index:-251662848;visibility:visible;mso-wrap-style:square;mso-wrap-distance-left:0;mso-wrap-distance-top:0;mso-wrap-distance-right:0;mso-wrap-distance-bottom:0;mso-position-horizontal:absolute;mso-position-horizontal-relative:page;mso-position-vertical:absolute;mso-position-vertical-relative:text;v-text-anchor:top" coordsize="1270,1273810" o:gfxdata="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" path="m,l,1273810e" filled="f" strokeweight="2.25pt">
                 <v:path arrowok="t"/>
                 <w10:wrap anchorx="page"/>
               </v:shape>
@@ -148,27 +148,7 @@
           <w:bCs/>
           <w:lang w:val="en-PH"/>
         </w:rPr>
-        <w:t>{</w:t>
-      </w:r>
-      <w:proofErr w:type="spellStart"/>
-      <w:r>
-        <w:rPr>
-          <w:rFonts w:ascii="Arial MT" w:hAnsi="Arial MT"/>
-          <w:b/>
-          <w:bCs/>
-          <w:lang w:val="en-PH"/>
-        </w:rPr>
-        <w:t>courseName</w:t>
-      </w:r>
-      <w:proofErr w:type="spellEnd"/>
-      <w:r>
-        <w:rPr>
-          <w:rFonts w:ascii="Arial MT" w:hAnsi="Arial MT"/>
-          <w:b/>
-          <w:bCs/>
-          <w:lang w:val="en-PH"/>
-        </w:rPr>
-        <w:t>}</w:t>
+        <w:t>{courseName}</w:t>
       </w:r>
     </w:p>
     <w:p>
@@ -200,29 +180,7 @@
           <w:szCs w:val="24"/>
           <w:lang w:val="en-PH"/>
         </w:rPr>
-        <w:t>{</w:t>
-      </w:r>
-      <w:proofErr w:type="spellStart"/>
-      <w:r>
-        <w:rPr>
-          <w:rFonts w:ascii="Arial"/>
-          <w:b/>
-          <w:bCs/>
-          <w:szCs w:val="24"/>
-          <w:lang w:val="en-PH"/>
-        </w:rPr>
-        <w:t>weekLabel</w:t>
-      </w:r>
-      <w:proofErr w:type="spellEnd"/>
-      <w:r>
-        <w:rPr>
-          <w:rFonts w:ascii="Arial"/>
-          <w:b/>
-          <w:bCs/>
-          <w:szCs w:val="24"/>
-          <w:lang w:val="en-PH"/>
-        </w:rPr>
-        <w:t>}</w:t>
+        <w:t>{weekLabel}</w:t>
       </w:r>
     </w:p>
     <w:p>
@@ -491,29 +449,7 @@
                 <w:sz w:val="24"/>
                 <w:lang w:val="en-PH"/>
               </w:rPr>
-              <w:t>{</w:t>
-            </w:r>
-            <w:proofErr w:type="spellStart"/>
-            <w:r>
-              <w:rPr>
-                <w:rFonts w:ascii="Arial"/>
-                <w:b/>
-                <w:bCs/>
-                <w:sz w:val="24"/>
-                <w:lang w:val="en-PH"/>
-              </w:rPr>
-              <w:t>lessonTitle</w:t>
-            </w:r>
-            <w:proofErr w:type="spellEnd"/>
-            <w:r>
-              <w:rPr>
-                <w:rFonts w:ascii="Arial"/>
-                <w:b/>
-                <w:bCs/>
-                <w:sz w:val="24"/>
-                <w:lang w:val="en-PH"/>
-              </w:rPr>
-              <w:t>}</w:t>
+              <w:t>{lessonTitle}</w:t>
             </w:r>
           </w:p>
           <w:p>
@@ -705,25 +641,7 @@
                 <w:sz w:val="20"/>
                 <w:szCs w:val="20"/>
               </w:rPr>
-              <w:t xml:space="preserve">  {</w:t>
-            </w:r>
-            <w:proofErr w:type="spellStart"/>
-            <w:r>
-              <w:rPr>
-                <w:rFonts w:ascii="Calibri" w:eastAsia="Calibri" w:hAnsi="Calibri" w:cs="Calibri"/>
-                <w:sz w:val="20"/>
-                <w:szCs w:val="20"/>
-              </w:rPr>
-              <w:t>materialsText</w:t>
-            </w:r>
-            <w:proofErr w:type="spellEnd"/>
-            <w:r>
-              <w:rPr>
-                <w:rFonts w:ascii="Calibri" w:eastAsia="Calibri" w:hAnsi="Calibri" w:cs="Calibri"/>
-                <w:sz w:val="20"/>
-                <w:szCs w:val="20"/>
-              </w:rPr>
-              <w:t>}</w:t>
+              <w:t xml:space="preserve">  {materialsText}</w:t>
             </w:r>
           </w:p>
           <w:p>
@@ -772,25 +690,7 @@
                 <w:sz w:val="20"/>
                 <w:szCs w:val="20"/>
               </w:rPr>
-              <w:t>{</w:t>
-            </w:r>
-            <w:proofErr w:type="spellStart"/>
-            <w:r>
-              <w:rPr>
-                <w:rFonts w:ascii="Calibri" w:eastAsia="Calibri" w:hAnsi="Calibri" w:cs="Calibri"/>
-                <w:sz w:val="20"/>
-                <w:szCs w:val="20"/>
-              </w:rPr>
-              <w:t>referencesText</w:t>
-            </w:r>
-            <w:proofErr w:type="spellEnd"/>
-            <w:r>
-              <w:rPr>
-                <w:rFonts w:ascii="Calibri" w:eastAsia="Calibri" w:hAnsi="Calibri" w:cs="Calibri"/>
-                <w:sz w:val="20"/>
-                <w:szCs w:val="20"/>
-              </w:rPr>
-              <w:t>}</w:t>
+              <w:t>{referencesText}</w:t>
             </w:r>
           </w:p>
           <w:p>
@@ -1039,25 +939,6 @@
           <w:sz w:val="24"/>
         </w:rPr>
         <w:t xml:space="preserve">Review/Preview </w:t>
-      </w:r>
-      <w:r>
-        <w:rPr>
-          <w:rFonts w:ascii="Arial"/>
-          <w:b/>
-          <w:color w:val="C00000"/>
-          <w:sz w:val="18"/>
-        </w:rPr>
-        <w:t>(15</w:t>
-      </w:r>
-      <w:r>
-        <w:rPr>
-          <w:rFonts w:ascii="Arial"/>
-          <w:b/>
-          <w:color w:val="C00000"/>
-          <w:spacing w:val="-2"/>
-          <w:sz w:val="18"/>
-        </w:rPr>
-        <w:t xml:space="preserve"> minutes)</w:t>
       </w:r>
     </w:p>
     <w:tbl>
@@ -1132,31 +1013,7 @@
                 <w:szCs w:val="21"/>
                 <w:lang w:val="en-PH"/>
               </w:rPr>
-              <w:t>{</w:t>
-            </w:r>
-            <w:proofErr w:type="spellStart"/>
-            <w:r>
-              <w:rPr>
-                <w:rFonts w:ascii="Calibri" w:eastAsia="Calibri" w:hAnsi="Calibri" w:cs="Calibri"/>
-                <w:i/>
-                <w:iCs/>
-                <w:sz w:val="21"/>
-                <w:szCs w:val="21"/>
-                <w:lang w:val="en-PH"/>
-              </w:rPr>
-              <w:t>lessonPrepInstructions</w:t>
-            </w:r>
-            <w:proofErr w:type="spellEnd"/>
-            <w:r>
-              <w:rPr>
-                <w:rFonts w:ascii="Calibri" w:eastAsia="Calibri" w:hAnsi="Calibri" w:cs="Calibri"/>
-                <w:i/>
-                <w:iCs/>
-                <w:sz w:val="21"/>
-                <w:szCs w:val="21"/>
-                <w:lang w:val="en-PH"/>
-              </w:rPr>
-              <w:t>}</w:t>
+              <w:t>{lessonPrepInstructions}</w:t>
             </w:r>
           </w:p>
           <w:p>
@@ -1182,35 +1039,7 @@
                 <w:szCs w:val="21"/>
                 <w:lang w:val="en-PH"/>
               </w:rPr>
-              <w:t>{</w:t>
-            </w:r>
-            <w:proofErr w:type="spellStart"/>
-            <w:r>
-              <w:rPr>
-                <w:rFonts w:ascii="Calibri" w:eastAsia="Calibri" w:hAnsi="Calibri" w:cs="Calibri"/>
-                <w:b/>
-                <w:bCs/>
-                <w:i/>
-                <w:iCs/>
-                <w:sz w:val="21"/>
-                <w:szCs w:val="21"/>
-                <w:lang w:val="en-PH"/>
-              </w:rPr>
-              <w:t>lessonPrepActivityTitle</w:t>
-            </w:r>
-            <w:proofErr w:type="spellEnd"/>
-            <w:r>
-              <w:rPr>
-                <w:rFonts w:ascii="Calibri" w:eastAsia="Calibri" w:hAnsi="Calibri" w:cs="Calibri"/>
-                <w:b/>
-                <w:bCs/>
-                <w:i/>
-                <w:iCs/>
-                <w:sz w:val="21"/>
-                <w:szCs w:val="21"/>
-                <w:lang w:val="en-PH"/>
-              </w:rPr>
-              <w:t>}</w:t>
+              <w:t>{lessonPrepActivityTitle}</w:t>
             </w:r>
           </w:p>
           <w:p>
@@ -1287,10 +1116,12 @@
                 <w:szCs w:val="21"/>
                 <w:lang w:val="en-PH"/>
               </w:rPr>
-              <w:t>{/</w:t>
-            </w:r>
-            <w:proofErr w:type="spellStart"/>
-            <w:r>
+              <w:t>{/lessonPrepGuideQuestions}</w:t>
+            </w:r>
+          </w:p>
+          <w:p>
+            <w:pPr>
+              <w:spacing w:before="44" w:line="280" w:lineRule="auto"/>
               <w:rPr>
                 <w:rFonts w:ascii="Calibri" w:eastAsia="Calibri" w:hAnsi="Calibri" w:cs="Calibri"/>
                 <w:i/>
@@ -1299,9 +1130,7 @@
                 <w:szCs w:val="21"/>
                 <w:lang w:val="en-PH"/>
               </w:rPr>
-              <w:t>lessonPrepGuideQuestions</w:t>
-            </w:r>
-            <w:proofErr w:type="spellEnd"/>
+            </w:pPr>
             <w:r>
               <w:rPr>
                 <w:rFonts w:ascii="Calibri" w:eastAsia="Calibri" w:hAnsi="Calibri" w:cs="Calibri"/>
@@ -1311,12 +1140,17 @@
                 <w:szCs w:val="21"/>
                 <w:lang w:val="en-PH"/>
               </w:rPr>
-              <w:t>}</w:t>
-            </w:r>
-          </w:p>
-          <w:p>
-            <w:pPr>
+              <w:t>{#lessonPrepResources}</w:t>
+            </w:r>
+          </w:p>
+          <w:p>
+            <w:pPr>
+              <w:numPr>
+                <w:ilvl w:val="0"/>
+                <w:numId w:val="3"/>
+              </w:numPr>
               <w:spacing w:before="44" w:line="280" w:lineRule="auto"/>
+              <w:ind w:left="360"/>
               <w:rPr>
                 <w:rFonts w:ascii="Calibri" w:eastAsia="Calibri" w:hAnsi="Calibri" w:cs="Calibri"/>
                 <w:i/>
@@ -1335,17 +1169,12 @@
                 <w:szCs w:val="21"/>
                 <w:lang w:val="en-PH"/>
               </w:rPr>
-              <w:t>{#lessonPrepResources}</w:t>
-            </w:r>
-          </w:p>
-          <w:p>
-            <w:pPr>
-              <w:numPr>
-                <w:ilvl w:val="0"/>
-                <w:numId w:val="3"/>
-              </w:numPr>
+              <w:t>{label} — {url}</w:t>
+            </w:r>
+          </w:p>
+          <w:p>
+            <w:pPr>
               <w:spacing w:before="44" w:line="280" w:lineRule="auto"/>
-              <w:ind w:left="360"/>
               <w:rPr>
                 <w:rFonts w:ascii="Calibri" w:eastAsia="Calibri" w:hAnsi="Calibri" w:cs="Calibri"/>
                 <w:i/>
@@ -1364,10 +1193,12 @@
                 <w:szCs w:val="21"/>
                 <w:lang w:val="en-PH"/>
               </w:rPr>
-              <w:t>{label} — {</w:t>
-            </w:r>
-            <w:proofErr w:type="spellStart"/>
-            <w:r>
+              <w:t>{/lessonPrepResources}</w:t>
+            </w:r>
+          </w:p>
+          <w:p>
+            <w:pPr>
+              <w:spacing w:before="44" w:line="280" w:lineRule="auto"/>
               <w:rPr>
                 <w:rFonts w:ascii="Calibri" w:eastAsia="Calibri" w:hAnsi="Calibri" w:cs="Calibri"/>
                 <w:i/>
@@ -1376,9 +1207,7 @@
                 <w:szCs w:val="21"/>
                 <w:lang w:val="en-PH"/>
               </w:rPr>
-              <w:t>url</w:t>
-            </w:r>
-            <w:proofErr w:type="spellEnd"/>
+            </w:pPr>
             <w:r>
               <w:rPr>
                 <w:rFonts w:ascii="Calibri" w:eastAsia="Calibri" w:hAnsi="Calibri" w:cs="Calibri"/>
@@ -1388,103 +1217,7 @@
                 <w:szCs w:val="21"/>
                 <w:lang w:val="en-PH"/>
               </w:rPr>
-              <w:t>}</w:t>
-            </w:r>
-          </w:p>
-          <w:p>
-            <w:pPr>
-              <w:spacing w:before="44" w:line="280" w:lineRule="auto"/>
-              <w:rPr>
-                <w:rFonts w:ascii="Calibri" w:eastAsia="Calibri" w:hAnsi="Calibri" w:cs="Calibri"/>
-                <w:i/>
-                <w:iCs/>
-                <w:sz w:val="21"/>
-                <w:szCs w:val="21"/>
-                <w:lang w:val="en-PH"/>
-              </w:rPr>
-            </w:pPr>
-            <w:r>
-              <w:rPr>
-                <w:rFonts w:ascii="Calibri" w:eastAsia="Calibri" w:hAnsi="Calibri" w:cs="Calibri"/>
-                <w:i/>
-                <w:iCs/>
-                <w:sz w:val="21"/>
-                <w:szCs w:val="21"/>
-                <w:lang w:val="en-PH"/>
-              </w:rPr>
-              <w:t>{/</w:t>
-            </w:r>
-            <w:proofErr w:type="spellStart"/>
-            <w:r>
-              <w:rPr>
-                <w:rFonts w:ascii="Calibri" w:eastAsia="Calibri" w:hAnsi="Calibri" w:cs="Calibri"/>
-                <w:i/>
-                <w:iCs/>
-                <w:sz w:val="21"/>
-                <w:szCs w:val="21"/>
-                <w:lang w:val="en-PH"/>
-              </w:rPr>
-              <w:t>lessonPrepResources</w:t>
-            </w:r>
-            <w:proofErr w:type="spellEnd"/>
-            <w:r>
-              <w:rPr>
-                <w:rFonts w:ascii="Calibri" w:eastAsia="Calibri" w:hAnsi="Calibri" w:cs="Calibri"/>
-                <w:i/>
-                <w:iCs/>
-                <w:sz w:val="21"/>
-                <w:szCs w:val="21"/>
-                <w:lang w:val="en-PH"/>
-              </w:rPr>
-              <w:t>}</w:t>
-            </w:r>
-          </w:p>
-          <w:p>
-            <w:pPr>
-              <w:spacing w:before="44" w:line="280" w:lineRule="auto"/>
-              <w:rPr>
-                <w:rFonts w:ascii="Calibri" w:eastAsia="Calibri" w:hAnsi="Calibri" w:cs="Calibri"/>
-                <w:i/>
-                <w:iCs/>
-                <w:sz w:val="21"/>
-                <w:szCs w:val="21"/>
-                <w:lang w:val="en-PH"/>
-              </w:rPr>
-            </w:pPr>
-            <w:r>
-              <w:rPr>
-                <w:rFonts w:ascii="Calibri" w:eastAsia="Calibri" w:hAnsi="Calibri" w:cs="Calibri"/>
-                <w:i/>
-                <w:iCs/>
-                <w:sz w:val="21"/>
-                <w:szCs w:val="21"/>
-                <w:lang w:val="en-PH"/>
-              </w:rPr>
-              <w:t>{</w:t>
-            </w:r>
-            <w:proofErr w:type="spellStart"/>
-            <w:r>
-              <w:rPr>
-                <w:rFonts w:ascii="Calibri" w:eastAsia="Calibri" w:hAnsi="Calibri" w:cs="Calibri"/>
-                <w:i/>
-                <w:iCs/>
-                <w:sz w:val="21"/>
-                <w:szCs w:val="21"/>
-                <w:lang w:val="en-PH"/>
-              </w:rPr>
-              <w:t>lessonPrepTransition</w:t>
-            </w:r>
-            <w:proofErr w:type="spellEnd"/>
-            <w:r>
-              <w:rPr>
-                <w:rFonts w:ascii="Calibri" w:eastAsia="Calibri" w:hAnsi="Calibri" w:cs="Calibri"/>
-                <w:i/>
-                <w:iCs/>
-                <w:sz w:val="21"/>
-                <w:szCs w:val="21"/>
-                <w:lang w:val="en-PH"/>
-              </w:rPr>
-              <w:t>}</w:t>
+              <w:t>{lessonPrepTransition}</w:t>
             </w:r>
           </w:p>
         </w:tc>
@@ -1589,25 +1322,6 @@
           <w:sz w:val="24"/>
         </w:rPr>
         <w:t xml:space="preserve"> </w:t>
-      </w:r>
-      <w:r>
-        <w:rPr>
-          <w:rFonts w:ascii="Arial"/>
-          <w:b/>
-          <w:color w:val="C00000"/>
-          <w:sz w:val="18"/>
-        </w:rPr>
-        <w:t>(40</w:t>
-      </w:r>
-      <w:r>
-        <w:rPr>
-          <w:rFonts w:ascii="Arial"/>
-          <w:b/>
-          <w:color w:val="C00000"/>
-          <w:spacing w:val="-2"/>
-          <w:sz w:val="18"/>
-        </w:rPr>
-        <w:t xml:space="preserve"> minutes)</w:t>
       </w:r>
     </w:p>
     <w:tbl>
@@ -2006,35 +1720,6 @@
         </w:rPr>
         <w:t xml:space="preserve"> </w:t>
       </w:r>
-      <w:r>
-        <w:rPr>
-          <w:rFonts w:ascii="Arial"/>
-          <w:b/>
-          <w:color w:val="C00000"/>
-          <w:sz w:val="18"/>
-        </w:rPr>
-        <w:t>(30</w:t>
-      </w:r>
-      <w:r>
-        <w:rPr>
-          <w:rFonts w:ascii="Arial"/>
-          <w:b/>
-          <w:color w:val="C00000"/>
-          <w:spacing w:val="-1"/>
-          <w:sz w:val="18"/>
-        </w:rPr>
-        <w:t xml:space="preserve"> </w:t>
-      </w:r>
-      <w:r>
-        <w:rPr>
-          <w:rFonts w:ascii="Arial"/>
-          <w:b/>
-          <w:color w:val="C00000"/>
-          <w:spacing w:val="-2"/>
-          <w:sz w:val="18"/>
-        </w:rPr>
-        <w:t>minutes)</w:t>
-      </w:r>
     </w:p>
     <w:tbl>
       <w:tblPr>
@@ -2133,7 +1818,6 @@
         </w:rPr>
         <w:t xml:space="preserve"> </w:t>
       </w:r>
-      <w:proofErr w:type="gramStart"/>
       <w:r>
         <w:rPr>
           <w:rFonts w:ascii="Arial"/>
@@ -2142,35 +1826,6 @@
           <w:sz w:val="24"/>
         </w:rPr>
         <w:t>Task</w:t>
-      </w:r>
-      <w:r>
-        <w:rPr>
-          <w:rFonts w:ascii="Arial"/>
-          <w:b/>
-          <w:color w:val="C00000"/>
-          <w:sz w:val="18"/>
-        </w:rPr>
-        <w:t>(</w:t>
-      </w:r>
-      <w:proofErr w:type="gramEnd"/>
-      <w:r>
-        <w:rPr>
-          <w:rFonts w:ascii="Arial"/>
-          <w:b/>
-          <w:color w:val="C00000"/>
-          <w:sz w:val="18"/>
-        </w:rPr>
-        <w:t>30</w:t>
-      </w:r>
-      <w:r>
-        <w:rPr>
-          <w:rFonts w:ascii="Arial"/>
-          <w:b/>
-          <w:color w:val="C00000"/>
-          <w:spacing w:val="-2"/>
-          <w:sz w:val="18"/>
-        </w:rPr>
-        <w:t xml:space="preserve"> minutes)</w:t>
       </w:r>
     </w:p>
     <w:tbl>
@@ -2211,31 +1866,7 @@
                 <w:szCs w:val="21"/>
                 <w:lang w:val="en-PH"/>
               </w:rPr>
-              <w:t>{</w:t>
-            </w:r>
-            <w:proofErr w:type="spellStart"/>
-            <w:r>
-              <w:rPr>
-                <w:rFonts w:ascii="Calibri" w:eastAsia="Calibri" w:hAnsi="Calibri" w:cs="Calibri"/>
-                <w:i/>
-                <w:iCs/>
-                <w:sz w:val="21"/>
-                <w:szCs w:val="21"/>
-                <w:lang w:val="en-PH"/>
-              </w:rPr>
-              <w:t>performanceTaskText</w:t>
-            </w:r>
-            <w:proofErr w:type="spellEnd"/>
-            <w:r>
-              <w:rPr>
-                <w:rFonts w:ascii="Calibri" w:eastAsia="Calibri" w:hAnsi="Calibri" w:cs="Calibri"/>
-                <w:i/>
-                <w:iCs/>
-                <w:sz w:val="21"/>
-                <w:szCs w:val="21"/>
-                <w:lang w:val="en-PH"/>
-              </w:rPr>
-              <w:t>}</w:t>
+              <w:t>{performanceTaskText}</w:t>
             </w:r>
           </w:p>
         </w:tc>

--- a/backend/templates/sas-template.docx
+++ b/backend/templates/sas-template.docx
@@ -18,13 +18,13 @@
           <w:noProof/>
         </w:rPr>
         <w:drawing>
-          <wp:anchor distT="0" distB="0" distL="0" distR="0" simplePos="0" relativeHeight="251650560" behindDoc="0" locked="0" layoutInCell="1" allowOverlap="1" wp14:anchorId="19A9169E" wp14:editId="06D57C8D">
+          <wp:anchor distT="0" distB="0" distL="0" distR="0" simplePos="0" relativeHeight="251650560" behindDoc="0" locked="0" layoutInCell="1" allowOverlap="1" wp14:anchorId="19A9169E" wp14:editId="1D5967EC">
             <wp:simplePos x="0" y="0"/>
             <wp:positionH relativeFrom="page">
-              <wp:posOffset>210185</wp:posOffset>
+              <wp:posOffset>400685</wp:posOffset>
             </wp:positionH>
             <wp:positionV relativeFrom="paragraph">
-              <wp:posOffset>67310</wp:posOffset>
+              <wp:posOffset>59690</wp:posOffset>
             </wp:positionV>
             <wp:extent cx="4135120" cy="871855"/>
             <wp:effectExtent l="0" t="0" r="0" b="4445"/>
@@ -133,7 +133,7 @@
           </mc:Choice>
           <mc:Fallback>
             <w:pict>
-              <v:shape w14:anchorId="52DBB399" id="Graphic 1" o:spid="_x0000_s1026" style="position:absolute;margin-left:361.3pt;margin-top:.15pt;width:.1pt;height:100.3pt;z-index:-251662848;visibility:visible;mso-wrap-style:square;mso-wrap-distance-left:0;mso-wrap-distance-top:0;mso-wrap-distance-right:0;mso-wrap-distance-bottom:0;mso-position-horizontal:absolute;mso-position-horizontal-relative:page;mso-position-vertical:absolute;mso-position-vertical-relative:text;v-text-anchor:top" coordsize="1270,1273810" o:gfxdata="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" path="m,l,1273810e" filled="f" strokeweight="2.25pt">
+              <v:shape w14:anchorId="2073FE6B" id="Graphic 1" o:spid="_x0000_s1026" style="position:absolute;margin-left:361.3pt;margin-top:.15pt;width:.1pt;height:100.3pt;z-index:-251662848;visibility:visible;mso-wrap-style:square;mso-wrap-distance-left:0;mso-wrap-distance-top:0;mso-wrap-distance-right:0;mso-wrap-distance-bottom:0;mso-position-horizontal:absolute;mso-position-horizontal-relative:page;mso-position-vertical:absolute;mso-position-vertical-relative:text;v-text-anchor:top" coordsize="1270,1273810" o:gfxdata="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" path="m,l,1273810e" filled="f" strokeweight="2.25pt">
                 <v:path arrowok="t"/>
                 <w10:wrap anchorx="page"/>
               </v:shape>
@@ -148,7 +148,27 @@
           <w:bCs/>
           <w:lang w:val="en-PH"/>
         </w:rPr>
-        <w:t>{courseName}</w:t>
+        <w:t>{</w:t>
+      </w:r>
+      <w:proofErr w:type="spellStart"/>
+      <w:r>
+        <w:rPr>
+          <w:rFonts w:ascii="Arial MT" w:hAnsi="Arial MT"/>
+          <w:b/>
+          <w:bCs/>
+          <w:lang w:val="en-PH"/>
+        </w:rPr>
+        <w:t>courseName</w:t>
+      </w:r>
+      <w:proofErr w:type="spellEnd"/>
+      <w:r>
+        <w:rPr>
+          <w:rFonts w:ascii="Arial MT" w:hAnsi="Arial MT"/>
+          <w:b/>
+          <w:bCs/>
+          <w:lang w:val="en-PH"/>
+        </w:rPr>
+        <w:t>}</w:t>
       </w:r>
     </w:p>
     <w:p>
@@ -180,7 +200,29 @@
           <w:szCs w:val="24"/>
           <w:lang w:val="en-PH"/>
         </w:rPr>
-        <w:t>{weekLabel}</w:t>
+        <w:t>{</w:t>
+      </w:r>
+      <w:proofErr w:type="spellStart"/>
+      <w:r>
+        <w:rPr>
+          <w:rFonts w:ascii="Arial"/>
+          <w:b/>
+          <w:bCs/>
+          <w:szCs w:val="24"/>
+          <w:lang w:val="en-PH"/>
+        </w:rPr>
+        <w:t>weekLabel</w:t>
+      </w:r>
+      <w:proofErr w:type="spellEnd"/>
+      <w:r>
+        <w:rPr>
+          <w:rFonts w:ascii="Arial"/>
+          <w:b/>
+          <w:bCs/>
+          <w:szCs w:val="24"/>
+          <w:lang w:val="en-PH"/>
+        </w:rPr>
+        <w:t>}</w:t>
       </w:r>
     </w:p>
     <w:p>
@@ -449,7 +491,29 @@
                 <w:sz w:val="24"/>
                 <w:lang w:val="en-PH"/>
               </w:rPr>
-              <w:t>{lessonTitle}</w:t>
+              <w:t>{</w:t>
+            </w:r>
+            <w:proofErr w:type="spellStart"/>
+            <w:r>
+              <w:rPr>
+                <w:rFonts w:ascii="Arial"/>
+                <w:b/>
+                <w:bCs/>
+                <w:sz w:val="24"/>
+                <w:lang w:val="en-PH"/>
+              </w:rPr>
+              <w:t>lessonTitle</w:t>
+            </w:r>
+            <w:proofErr w:type="spellEnd"/>
+            <w:r>
+              <w:rPr>
+                <w:rFonts w:ascii="Arial"/>
+                <w:b/>
+                <w:bCs/>
+                <w:sz w:val="24"/>
+                <w:lang w:val="en-PH"/>
+              </w:rPr>
+              <w:t>}</w:t>
             </w:r>
           </w:p>
           <w:p>
@@ -641,7 +705,25 @@
                 <w:sz w:val="20"/>
                 <w:szCs w:val="20"/>
               </w:rPr>
-              <w:t xml:space="preserve">  {materialsText}</w:t>
+              <w:t xml:space="preserve">  {</w:t>
+            </w:r>
+            <w:proofErr w:type="spellStart"/>
+            <w:r>
+              <w:rPr>
+                <w:rFonts w:ascii="Calibri" w:eastAsia="Calibri" w:hAnsi="Calibri" w:cs="Calibri"/>
+                <w:sz w:val="20"/>
+                <w:szCs w:val="20"/>
+              </w:rPr>
+              <w:t>materialsText</w:t>
+            </w:r>
+            <w:proofErr w:type="spellEnd"/>
+            <w:r>
+              <w:rPr>
+                <w:rFonts w:ascii="Calibri" w:eastAsia="Calibri" w:hAnsi="Calibri" w:cs="Calibri"/>
+                <w:sz w:val="20"/>
+                <w:szCs w:val="20"/>
+              </w:rPr>
+              <w:t>}</w:t>
             </w:r>
           </w:p>
           <w:p>
@@ -690,7 +772,25 @@
                 <w:sz w:val="20"/>
                 <w:szCs w:val="20"/>
               </w:rPr>
-              <w:t>{referencesText}</w:t>
+              <w:t>{</w:t>
+            </w:r>
+            <w:proofErr w:type="spellStart"/>
+            <w:r>
+              <w:rPr>
+                <w:rFonts w:ascii="Calibri" w:eastAsia="Calibri" w:hAnsi="Calibri" w:cs="Calibri"/>
+                <w:sz w:val="20"/>
+                <w:szCs w:val="20"/>
+              </w:rPr>
+              <w:t>referencesText</w:t>
+            </w:r>
+            <w:proofErr w:type="spellEnd"/>
+            <w:r>
+              <w:rPr>
+                <w:rFonts w:ascii="Calibri" w:eastAsia="Calibri" w:hAnsi="Calibri" w:cs="Calibri"/>
+                <w:sz w:val="20"/>
+                <w:szCs w:val="20"/>
+              </w:rPr>
+              <w:t>}</w:t>
             </w:r>
           </w:p>
           <w:p>
@@ -753,7 +853,31 @@
                 <w:szCs w:val="20"/>
                 <w:lang w:val="en-PH"/>
               </w:rPr>
-              <w:t>{sdg}</w:t>
+              <w:t>{</w:t>
+            </w:r>
+            <w:proofErr w:type="spellStart"/>
+            <w:r>
+              <w:rPr>
+                <w:rFonts w:ascii="Calibri" w:eastAsia="Calibri" w:hAnsi="Calibri" w:cs="Calibri"/>
+                <w:b/>
+                <w:bCs/>
+                <w:sz w:val="20"/>
+                <w:szCs w:val="20"/>
+                <w:lang w:val="en-PH"/>
+              </w:rPr>
+              <w:t>sdg</w:t>
+            </w:r>
+            <w:proofErr w:type="spellEnd"/>
+            <w:r>
+              <w:rPr>
+                <w:rFonts w:ascii="Calibri" w:eastAsia="Calibri" w:hAnsi="Calibri" w:cs="Calibri"/>
+                <w:b/>
+                <w:bCs/>
+                <w:sz w:val="20"/>
+                <w:szCs w:val="20"/>
+                <w:lang w:val="en-PH"/>
+              </w:rPr>
+              <w:t>}</w:t>
             </w:r>
             <w:r>
               <w:rPr>
@@ -774,7 +898,23 @@
                 <w:sz w:val="12"/>
                 <w:szCs w:val="12"/>
               </w:rPr>
-              <w:t>{/sdgIntegration}</w:t>
+              <w:t>{/</w:t>
+            </w:r>
+            <w:proofErr w:type="spellStart"/>
+            <w:r>
+              <w:rPr>
+                <w:sz w:val="12"/>
+                <w:szCs w:val="12"/>
+              </w:rPr>
+              <w:t>sdgIntegration</w:t>
+            </w:r>
+            <w:proofErr w:type="spellEnd"/>
+            <w:r>
+              <w:rPr>
+                <w:sz w:val="12"/>
+                <w:szCs w:val="12"/>
+              </w:rPr>
+              <w:t>}</w:t>
             </w:r>
           </w:p>
           <w:p>
@@ -786,7 +926,23 @@
                 <w:sz w:val="12"/>
                 <w:szCs w:val="12"/>
               </w:rPr>
-              <w:t>{/showSdg}</w:t>
+              <w:t>{/</w:t>
+            </w:r>
+            <w:proofErr w:type="spellStart"/>
+            <w:r>
+              <w:rPr>
+                <w:sz w:val="12"/>
+                <w:szCs w:val="12"/>
+              </w:rPr>
+              <w:t>showSdg</w:t>
+            </w:r>
+            <w:proofErr w:type="spellEnd"/>
+            <w:r>
+              <w:rPr>
+                <w:sz w:val="12"/>
+                <w:szCs w:val="12"/>
+              </w:rPr>
+              <w:t>}</w:t>
             </w:r>
           </w:p>
         </w:tc>
@@ -1013,7 +1169,31 @@
                 <w:szCs w:val="21"/>
                 <w:lang w:val="en-PH"/>
               </w:rPr>
-              <w:t>{lessonPrepInstructions}</w:t>
+              <w:t>{</w:t>
+            </w:r>
+            <w:proofErr w:type="spellStart"/>
+            <w:r>
+              <w:rPr>
+                <w:rFonts w:ascii="Calibri" w:eastAsia="Calibri" w:hAnsi="Calibri" w:cs="Calibri"/>
+                <w:i/>
+                <w:iCs/>
+                <w:sz w:val="21"/>
+                <w:szCs w:val="21"/>
+                <w:lang w:val="en-PH"/>
+              </w:rPr>
+              <w:t>lessonPrepInstructions</w:t>
+            </w:r>
+            <w:proofErr w:type="spellEnd"/>
+            <w:r>
+              <w:rPr>
+                <w:rFonts w:ascii="Calibri" w:eastAsia="Calibri" w:hAnsi="Calibri" w:cs="Calibri"/>
+                <w:i/>
+                <w:iCs/>
+                <w:sz w:val="21"/>
+                <w:szCs w:val="21"/>
+                <w:lang w:val="en-PH"/>
+              </w:rPr>
+              <w:t>}</w:t>
             </w:r>
           </w:p>
           <w:p>
@@ -1039,7 +1219,35 @@
                 <w:szCs w:val="21"/>
                 <w:lang w:val="en-PH"/>
               </w:rPr>
-              <w:t>{lessonPrepActivityTitle}</w:t>
+              <w:t>{</w:t>
+            </w:r>
+            <w:proofErr w:type="spellStart"/>
+            <w:r>
+              <w:rPr>
+                <w:rFonts w:ascii="Calibri" w:eastAsia="Calibri" w:hAnsi="Calibri" w:cs="Calibri"/>
+                <w:b/>
+                <w:bCs/>
+                <w:i/>
+                <w:iCs/>
+                <w:sz w:val="21"/>
+                <w:szCs w:val="21"/>
+                <w:lang w:val="en-PH"/>
+              </w:rPr>
+              <w:t>lessonPrepActivityTitle</w:t>
+            </w:r>
+            <w:proofErr w:type="spellEnd"/>
+            <w:r>
+              <w:rPr>
+                <w:rFonts w:ascii="Calibri" w:eastAsia="Calibri" w:hAnsi="Calibri" w:cs="Calibri"/>
+                <w:b/>
+                <w:bCs/>
+                <w:i/>
+                <w:iCs/>
+                <w:sz w:val="21"/>
+                <w:szCs w:val="21"/>
+                <w:lang w:val="en-PH"/>
+              </w:rPr>
+              <w:t>}</w:t>
             </w:r>
           </w:p>
           <w:p>
@@ -1116,7 +1324,31 @@
                 <w:szCs w:val="21"/>
                 <w:lang w:val="en-PH"/>
               </w:rPr>
-              <w:t>{/lessonPrepGuideQuestions}</w:t>
+              <w:t>{/</w:t>
+            </w:r>
+            <w:proofErr w:type="spellStart"/>
+            <w:r>
+              <w:rPr>
+                <w:rFonts w:ascii="Calibri" w:eastAsia="Calibri" w:hAnsi="Calibri" w:cs="Calibri"/>
+                <w:i/>
+                <w:iCs/>
+                <w:sz w:val="21"/>
+                <w:szCs w:val="21"/>
+                <w:lang w:val="en-PH"/>
+              </w:rPr>
+              <w:t>lessonPrepGuideQuestions</w:t>
+            </w:r>
+            <w:proofErr w:type="spellEnd"/>
+            <w:r>
+              <w:rPr>
+                <w:rFonts w:ascii="Calibri" w:eastAsia="Calibri" w:hAnsi="Calibri" w:cs="Calibri"/>
+                <w:i/>
+                <w:iCs/>
+                <w:sz w:val="21"/>
+                <w:szCs w:val="21"/>
+                <w:lang w:val="en-PH"/>
+              </w:rPr>
+              <w:t>}</w:t>
             </w:r>
           </w:p>
           <w:p>
@@ -1169,7 +1401,31 @@
                 <w:szCs w:val="21"/>
                 <w:lang w:val="en-PH"/>
               </w:rPr>
-              <w:t>{label} — {url}</w:t>
+              <w:t>{label} — {</w:t>
+            </w:r>
+            <w:proofErr w:type="spellStart"/>
+            <w:r>
+              <w:rPr>
+                <w:rFonts w:ascii="Calibri" w:eastAsia="Calibri" w:hAnsi="Calibri" w:cs="Calibri"/>
+                <w:i/>
+                <w:iCs/>
+                <w:sz w:val="21"/>
+                <w:szCs w:val="21"/>
+                <w:lang w:val="en-PH"/>
+              </w:rPr>
+              <w:t>url</w:t>
+            </w:r>
+            <w:proofErr w:type="spellEnd"/>
+            <w:r>
+              <w:rPr>
+                <w:rFonts w:ascii="Calibri" w:eastAsia="Calibri" w:hAnsi="Calibri" w:cs="Calibri"/>
+                <w:i/>
+                <w:iCs/>
+                <w:sz w:val="21"/>
+                <w:szCs w:val="21"/>
+                <w:lang w:val="en-PH"/>
+              </w:rPr>
+              <w:t>}</w:t>
             </w:r>
           </w:p>
           <w:p>
@@ -1193,7 +1449,31 @@
                 <w:szCs w:val="21"/>
                 <w:lang w:val="en-PH"/>
               </w:rPr>
-              <w:t>{/lessonPrepResources}</w:t>
+              <w:t>{/</w:t>
+            </w:r>
+            <w:proofErr w:type="spellStart"/>
+            <w:r>
+              <w:rPr>
+                <w:rFonts w:ascii="Calibri" w:eastAsia="Calibri" w:hAnsi="Calibri" w:cs="Calibri"/>
+                <w:i/>
+                <w:iCs/>
+                <w:sz w:val="21"/>
+                <w:szCs w:val="21"/>
+                <w:lang w:val="en-PH"/>
+              </w:rPr>
+              <w:t>lessonPrepResources</w:t>
+            </w:r>
+            <w:proofErr w:type="spellEnd"/>
+            <w:r>
+              <w:rPr>
+                <w:rFonts w:ascii="Calibri" w:eastAsia="Calibri" w:hAnsi="Calibri" w:cs="Calibri"/>
+                <w:i/>
+                <w:iCs/>
+                <w:sz w:val="21"/>
+                <w:szCs w:val="21"/>
+                <w:lang w:val="en-PH"/>
+              </w:rPr>
+              <w:t>}</w:t>
             </w:r>
           </w:p>
           <w:p>
@@ -1217,7 +1497,31 @@
                 <w:szCs w:val="21"/>
                 <w:lang w:val="en-PH"/>
               </w:rPr>
-              <w:t>{lessonPrepTransition}</w:t>
+              <w:t>{</w:t>
+            </w:r>
+            <w:proofErr w:type="spellStart"/>
+            <w:r>
+              <w:rPr>
+                <w:rFonts w:ascii="Calibri" w:eastAsia="Calibri" w:hAnsi="Calibri" w:cs="Calibri"/>
+                <w:i/>
+                <w:iCs/>
+                <w:sz w:val="21"/>
+                <w:szCs w:val="21"/>
+                <w:lang w:val="en-PH"/>
+              </w:rPr>
+              <w:t>lessonPrepTransition</w:t>
+            </w:r>
+            <w:proofErr w:type="spellEnd"/>
+            <w:r>
+              <w:rPr>
+                <w:rFonts w:ascii="Calibri" w:eastAsia="Calibri" w:hAnsi="Calibri" w:cs="Calibri"/>
+                <w:i/>
+                <w:iCs/>
+                <w:sz w:val="21"/>
+                <w:szCs w:val="21"/>
+                <w:lang w:val="en-PH"/>
+              </w:rPr>
+              <w:t>}</w:t>
             </w:r>
           </w:p>
         </w:tc>
@@ -1232,7 +1536,23 @@
           <w:sz w:val="12"/>
           <w:szCs w:val="12"/>
         </w:rPr>
-        <w:t>{/isLessonPrep}</w:t>
+        <w:t>{/</w:t>
+      </w:r>
+      <w:proofErr w:type="spellStart"/>
+      <w:r>
+        <w:rPr>
+          <w:sz w:val="12"/>
+          <w:szCs w:val="12"/>
+        </w:rPr>
+        <w:t>isLessonPrep</w:t>
+      </w:r>
+      <w:proofErr w:type="spellEnd"/>
+      <w:r>
+        <w:rPr>
+          <w:sz w:val="12"/>
+          <w:szCs w:val="12"/>
+        </w:rPr>
+        <w:t>}</w:t>
       </w:r>
     </w:p>
     <w:p>
@@ -1362,7 +1682,31 @@
                 <w:szCs w:val="21"/>
                 <w:lang w:val="en-PH"/>
               </w:rPr>
-              <w:t>{conceptNotesText}</w:t>
+              <w:t>{</w:t>
+            </w:r>
+            <w:proofErr w:type="spellStart"/>
+            <w:r>
+              <w:rPr>
+                <w:rFonts w:ascii="Calibri" w:eastAsia="Calibri" w:hAnsi="Calibri" w:cs="Calibri"/>
+                <w:i/>
+                <w:iCs/>
+                <w:sz w:val="21"/>
+                <w:szCs w:val="21"/>
+                <w:lang w:val="en-PH"/>
+              </w:rPr>
+              <w:t>conceptNotesText</w:t>
+            </w:r>
+            <w:proofErr w:type="spellEnd"/>
+            <w:r>
+              <w:rPr>
+                <w:rFonts w:ascii="Calibri" w:eastAsia="Calibri" w:hAnsi="Calibri" w:cs="Calibri"/>
+                <w:i/>
+                <w:iCs/>
+                <w:sz w:val="21"/>
+                <w:szCs w:val="21"/>
+                <w:lang w:val="en-PH"/>
+              </w:rPr>
+              <w:t>}</w:t>
             </w:r>
           </w:p>
         </w:tc>
@@ -1377,7 +1721,23 @@
           <w:sz w:val="12"/>
           <w:szCs w:val="12"/>
         </w:rPr>
-        <w:t>{/isConceptNotes}</w:t>
+        <w:t>{/</w:t>
+      </w:r>
+      <w:proofErr w:type="spellStart"/>
+      <w:r>
+        <w:rPr>
+          <w:sz w:val="12"/>
+          <w:szCs w:val="12"/>
+        </w:rPr>
+        <w:t>isConceptNotes</w:t>
+      </w:r>
+      <w:proofErr w:type="spellEnd"/>
+      <w:r>
+        <w:rPr>
+          <w:sz w:val="12"/>
+          <w:szCs w:val="12"/>
+        </w:rPr>
+        <w:t>}</w:t>
       </w:r>
     </w:p>
     <w:p>
@@ -1501,7 +1861,23 @@
                 <w:sz w:val="12"/>
                 <w:szCs w:val="12"/>
               </w:rPr>
-              <w:t>{/keyTerms}</w:t>
+              <w:t>{/</w:t>
+            </w:r>
+            <w:proofErr w:type="spellStart"/>
+            <w:r>
+              <w:rPr>
+                <w:sz w:val="12"/>
+                <w:szCs w:val="12"/>
+              </w:rPr>
+              <w:t>keyTerms</w:t>
+            </w:r>
+            <w:proofErr w:type="spellEnd"/>
+            <w:r>
+              <w:rPr>
+                <w:sz w:val="12"/>
+                <w:szCs w:val="12"/>
+              </w:rPr>
+              <w:t>}</w:t>
             </w:r>
           </w:p>
         </w:tc>
@@ -1516,7 +1892,23 @@
           <w:sz w:val="12"/>
           <w:szCs w:val="12"/>
         </w:rPr>
-        <w:t>{/isKeyTerms}</w:t>
+        <w:t>{/</w:t>
+      </w:r>
+      <w:proofErr w:type="spellStart"/>
+      <w:r>
+        <w:rPr>
+          <w:sz w:val="12"/>
+          <w:szCs w:val="12"/>
+        </w:rPr>
+        <w:t>isKeyTerms</w:t>
+      </w:r>
+      <w:proofErr w:type="spellEnd"/>
+      <w:r>
+        <w:rPr>
+          <w:sz w:val="12"/>
+          <w:szCs w:val="12"/>
+        </w:rPr>
+        <w:t>}</w:t>
       </w:r>
     </w:p>
     <w:p>
@@ -1647,7 +2039,23 @@
           <w:sz w:val="12"/>
           <w:szCs w:val="12"/>
         </w:rPr>
-        <w:t>{/isTakeaways}</w:t>
+        <w:t>{/</w:t>
+      </w:r>
+      <w:proofErr w:type="spellStart"/>
+      <w:r>
+        <w:rPr>
+          <w:sz w:val="12"/>
+          <w:szCs w:val="12"/>
+        </w:rPr>
+        <w:t>isTakeaways</w:t>
+      </w:r>
+      <w:proofErr w:type="spellEnd"/>
+      <w:r>
+        <w:rPr>
+          <w:sz w:val="12"/>
+          <w:szCs w:val="12"/>
+        </w:rPr>
+        <w:t>}</w:t>
       </w:r>
     </w:p>
     <w:p>
@@ -1759,7 +2167,31 @@
                 <w:szCs w:val="21"/>
                 <w:lang w:val="en-PH"/>
               </w:rPr>
-              <w:t>{guidedPracticeText}</w:t>
+              <w:t>{</w:t>
+            </w:r>
+            <w:proofErr w:type="spellStart"/>
+            <w:r>
+              <w:rPr>
+                <w:rFonts w:ascii="Calibri" w:eastAsia="Calibri" w:hAnsi="Calibri" w:cs="Calibri"/>
+                <w:i/>
+                <w:iCs/>
+                <w:sz w:val="21"/>
+                <w:szCs w:val="21"/>
+                <w:lang w:val="en-PH"/>
+              </w:rPr>
+              <w:t>guidedPracticeText</w:t>
+            </w:r>
+            <w:proofErr w:type="spellEnd"/>
+            <w:r>
+              <w:rPr>
+                <w:rFonts w:ascii="Calibri" w:eastAsia="Calibri" w:hAnsi="Calibri" w:cs="Calibri"/>
+                <w:i/>
+                <w:iCs/>
+                <w:sz w:val="21"/>
+                <w:szCs w:val="21"/>
+                <w:lang w:val="en-PH"/>
+              </w:rPr>
+              <w:t>}</w:t>
             </w:r>
           </w:p>
         </w:tc>
@@ -1774,7 +2206,23 @@
           <w:sz w:val="12"/>
           <w:szCs w:val="12"/>
         </w:rPr>
-        <w:t>{/isGuidedPractice}</w:t>
+        <w:t>{/</w:t>
+      </w:r>
+      <w:proofErr w:type="spellStart"/>
+      <w:r>
+        <w:rPr>
+          <w:sz w:val="12"/>
+          <w:szCs w:val="12"/>
+        </w:rPr>
+        <w:t>isGuidedPractice</w:t>
+      </w:r>
+      <w:proofErr w:type="spellEnd"/>
+      <w:r>
+        <w:rPr>
+          <w:sz w:val="12"/>
+          <w:szCs w:val="12"/>
+        </w:rPr>
+        <w:t>}</w:t>
       </w:r>
     </w:p>
     <w:p>
@@ -1866,7 +2314,31 @@
                 <w:szCs w:val="21"/>
                 <w:lang w:val="en-PH"/>
               </w:rPr>
-              <w:t>{performanceTaskText}</w:t>
+              <w:t>{</w:t>
+            </w:r>
+            <w:proofErr w:type="spellStart"/>
+            <w:r>
+              <w:rPr>
+                <w:rFonts w:ascii="Calibri" w:eastAsia="Calibri" w:hAnsi="Calibri" w:cs="Calibri"/>
+                <w:i/>
+                <w:iCs/>
+                <w:sz w:val="21"/>
+                <w:szCs w:val="21"/>
+                <w:lang w:val="en-PH"/>
+              </w:rPr>
+              <w:t>performanceTaskText</w:t>
+            </w:r>
+            <w:proofErr w:type="spellEnd"/>
+            <w:r>
+              <w:rPr>
+                <w:rFonts w:ascii="Calibri" w:eastAsia="Calibri" w:hAnsi="Calibri" w:cs="Calibri"/>
+                <w:i/>
+                <w:iCs/>
+                <w:sz w:val="21"/>
+                <w:szCs w:val="21"/>
+                <w:lang w:val="en-PH"/>
+              </w:rPr>
+              <w:t>}</w:t>
             </w:r>
           </w:p>
         </w:tc>
@@ -1881,7 +2353,23 @@
           <w:sz w:val="12"/>
           <w:szCs w:val="12"/>
         </w:rPr>
-        <w:t>{/isPerformanceTask}</w:t>
+        <w:t>{/</w:t>
+      </w:r>
+      <w:proofErr w:type="spellStart"/>
+      <w:r>
+        <w:rPr>
+          <w:sz w:val="12"/>
+          <w:szCs w:val="12"/>
+        </w:rPr>
+        <w:t>isPerformanceTask</w:t>
+      </w:r>
+      <w:proofErr w:type="spellEnd"/>
+      <w:r>
+        <w:rPr>
+          <w:sz w:val="12"/>
+          <w:szCs w:val="12"/>
+        </w:rPr>
+        <w:t>}</w:t>
       </w:r>
     </w:p>
     <w:p>
@@ -1913,7 +2401,27 @@
           <w:color w:val="006FC0"/>
           <w:sz w:val="24"/>
         </w:rPr>
-        <w:t>{sectionTitle}</w:t>
+        <w:t>{</w:t>
+      </w:r>
+      <w:proofErr w:type="spellStart"/>
+      <w:r>
+        <w:rPr>
+          <w:rFonts w:ascii="Arial"/>
+          <w:b/>
+          <w:color w:val="006FC0"/>
+          <w:sz w:val="24"/>
+        </w:rPr>
+        <w:t>sectionTitle</w:t>
+      </w:r>
+      <w:proofErr w:type="spellEnd"/>
+      <w:r>
+        <w:rPr>
+          <w:rFonts w:ascii="Arial"/>
+          <w:b/>
+          <w:color w:val="006FC0"/>
+          <w:sz w:val="24"/>
+        </w:rPr>
+        <w:t>}</w:t>
       </w:r>
     </w:p>
     <w:tbl>
@@ -1954,7 +2462,31 @@
                 <w:szCs w:val="21"/>
                 <w:lang w:val="en-PH"/>
               </w:rPr>
-              <w:t>{sectionContent}</w:t>
+              <w:t>{</w:t>
+            </w:r>
+            <w:proofErr w:type="spellStart"/>
+            <w:r>
+              <w:rPr>
+                <w:rFonts w:ascii="Calibri" w:eastAsia="Calibri" w:hAnsi="Calibri" w:cs="Calibri"/>
+                <w:i/>
+                <w:iCs/>
+                <w:sz w:val="21"/>
+                <w:szCs w:val="21"/>
+                <w:lang w:val="en-PH"/>
+              </w:rPr>
+              <w:t>sectionContent</w:t>
+            </w:r>
+            <w:proofErr w:type="spellEnd"/>
+            <w:r>
+              <w:rPr>
+                <w:rFonts w:ascii="Calibri" w:eastAsia="Calibri" w:hAnsi="Calibri" w:cs="Calibri"/>
+                <w:i/>
+                <w:iCs/>
+                <w:sz w:val="21"/>
+                <w:szCs w:val="21"/>
+                <w:lang w:val="en-PH"/>
+              </w:rPr>
+              <w:t>}</w:t>
             </w:r>
           </w:p>
         </w:tc>
@@ -1969,7 +2501,23 @@
           <w:sz w:val="12"/>
           <w:szCs w:val="12"/>
         </w:rPr>
-        <w:t>{/isCustom}</w:t>
+        <w:t>{/</w:t>
+      </w:r>
+      <w:proofErr w:type="spellStart"/>
+      <w:r>
+        <w:rPr>
+          <w:sz w:val="12"/>
+          <w:szCs w:val="12"/>
+        </w:rPr>
+        <w:t>isCustom</w:t>
+      </w:r>
+      <w:proofErr w:type="spellEnd"/>
+      <w:r>
+        <w:rPr>
+          <w:sz w:val="12"/>
+          <w:szCs w:val="12"/>
+        </w:rPr>
+        <w:t>}</w:t>
       </w:r>
     </w:p>
     <w:p/>
@@ -1982,7 +2530,23 @@
           <w:sz w:val="12"/>
           <w:szCs w:val="12"/>
         </w:rPr>
-        <w:t>{/orderedSections}</w:t>
+        <w:t>{/</w:t>
+      </w:r>
+      <w:proofErr w:type="spellStart"/>
+      <w:r>
+        <w:rPr>
+          <w:sz w:val="12"/>
+          <w:szCs w:val="12"/>
+        </w:rPr>
+        <w:t>orderedSections</w:t>
+      </w:r>
+      <w:proofErr w:type="spellEnd"/>
+      <w:r>
+        <w:rPr>
+          <w:sz w:val="12"/>
+          <w:szCs w:val="12"/>
+        </w:rPr>
+        <w:t>}</w:t>
       </w:r>
     </w:p>
     <w:p/>
